--- a/data/03_investment_memo/investment_memo_15.docx
+++ b/data/03_investment_memo/investment_memo_15.docx
@@ -21,11 +21,22 @@
     <w:p>
       <w:r>
         <w:br/>
-        <w:t>南康网络有限公司 是中国 消费科技 行业的重要企业之一。</w:t>
+        <w:t>华辰资本旗下的 HC Energy Transition Fund 在最近的资产配置会议中</w:t>
         <w:br/>
-        <w:t>根据华辰资本 投资策略部 的研究，该公司成立于 2012 年，</w:t>
+        <w:t>讨论了 人工智能 行业的投资机会，并对 惠派国际公司科技有限公司</w:t>
         <w:br/>
-        <w:t>目前员工规模约 4254 人。公司近年来持续加大研发投入，</w:t>
+        <w:t>进行了重点评估。</w:t>
+        <w:br/>
+      </w:r>
+    </w:p>
+    <w:p>
+      <w:r>
+        <w:br/>
+        <w:t>图龙信息传媒有限公司 是中国 机器人 行业的重要企业之一。</w:t>
+        <w:br/>
+        <w:t>根据华辰资本 资产配置委员会 的研究，该公司成立于 2007 年，</w:t>
+        <w:br/>
+        <w:t>目前员工规模约 2000 人。公司近年来持续加大研发投入，</w:t>
         <w:br/>
         <w:t>在核心技术方面形成了较强的竞争壁垒。</w:t>
         <w:br/>
@@ -34,40 +45,18 @@
     <w:p>
       <w:r>
         <w:br/>
-        <w:t>华辰资本旗下的 HC Energy Transition Fund 在最近的资产配置会议中</w:t>
+        <w:t>从产业链角度看，消费科技 行业主要由上游设备厂商、</w:t>
         <w:br/>
-        <w:t>讨论了 云计算 行业的投资机会，并对 精芯科技有限公司</w:t>
+        <w:t>中游平台企业以及下游应用厂商组成。</w:t>
         <w:br/>
-        <w:t>进行了重点评估。</w:t>
+        <w:t>昂歌信息信息有限公司 主要位于产业链的 中游 环节。</w:t>
         <w:br/>
       </w:r>
     </w:p>
     <w:p>
       <w:r>
         <w:br/>
-        <w:t>根据内部财务模型测算，昂歌信息科技有限公司 在未来三年</w:t>
-        <w:br/>
-        <w:t>收入复合增长率预计可达到 29% 左右。</w:t>
-        <w:br/>
-        <w:t>该预测基于行业需求增长以及公司产能扩张计划。</w:t>
-        <w:br/>
-      </w:r>
-    </w:p>
-    <w:p>
-      <w:r>
-        <w:br/>
-        <w:t>根据内部财务模型测算，新宇龙信息传媒有限公司 在未来三年</w:t>
-        <w:br/>
-        <w:t>收入复合增长率预计可达到 17% 左右。</w:t>
-        <w:br/>
-        <w:t>该预测基于行业需求增长以及公司产能扩张计划。</w:t>
-        <w:br/>
-      </w:r>
-    </w:p>
-    <w:p>
-      <w:r>
-        <w:br/>
-        <w:t>风险管理部认为，机器人 行业仍然面临若干</w:t>
+        <w:t>风险管理部认为，消费科技 行业仍然面临若干</w:t>
         <w:br/>
         <w:t>不确定性因素，包括技术迭代风险、政策变化、</w:t>
         <w:br/>
@@ -78,22 +67,22 @@
     <w:p>
       <w:r>
         <w:br/>
-        <w:t>根据内部财务模型测算，昂歌信息科技有限公司 在未来三年</w:t>
+        <w:t>华辰资本旗下的 HC Global Macro Fund 在最近的资产配置会议中</w:t>
         <w:br/>
-        <w:t>收入复合增长率预计可达到 35% 左右。</w:t>
+        <w:t>讨论了 机器人 行业的投资机会，并对 毕博诚信息有限公司</w:t>
         <w:br/>
-        <w:t>该预测基于行业需求增长以及公司产能扩张计划。</w:t>
+        <w:t>进行了重点评估。</w:t>
         <w:br/>
       </w:r>
     </w:p>
     <w:p>
       <w:r>
         <w:br/>
-        <w:t>华辰资本旗下的 HC Global Macro Fund 在最近的资产配置会议中</w:t>
+        <w:t>风险管理部认为，医疗科技 行业仍然面临若干</w:t>
         <w:br/>
-        <w:t>讨论了 医疗科技 行业的投资机会，并对 雨林木风计算机网络有限公司</w:t>
+        <w:t>不确定性因素，包括技术迭代风险、政策变化、</w:t>
         <w:br/>
-        <w:t>进行了重点评估。</w:t>
+        <w:t>以及市场竞争加剧等问题。</w:t>
         <w:br/>
       </w:r>
     </w:p>
@@ -104,7 +93,18 @@
         <w:br/>
         <w:t>中游平台企业以及下游应用厂商组成。</w:t>
         <w:br/>
-        <w:t>天益信息有限公司 主要位于产业链的 中游 环节。</w:t>
+        <w:t>佳禾传媒有限公司 主要位于产业链的 中游 环节。</w:t>
+        <w:br/>
+      </w:r>
+    </w:p>
+    <w:p>
+      <w:r>
+        <w:br/>
+        <w:t>风险管理部认为，新能源 行业仍然面临若干</w:t>
+        <w:br/>
+        <w:t>不确定性因素，包括技术迭代风险、政策变化、</w:t>
+        <w:br/>
+        <w:t>以及市场竞争加剧等问题。</w:t>
         <w:br/>
       </w:r>
     </w:p>
@@ -168,37 +168,37 @@
           </w:tcPr>
           <w:p>
             <w:r>
-              <w:t>昂歌信息科技有限公司</w:t>
-            </w:r>
-          </w:p>
-        </w:tc>
-        <w:tc>
-          <w:tcPr>
-            <w:tcW w:type="dxa" w:w="2160"/>
-          </w:tcPr>
-          <w:p>
-            <w:r>
-              <w:t>消费科技</w:t>
-            </w:r>
-          </w:p>
-        </w:tc>
-        <w:tc>
-          <w:tcPr>
-            <w:tcW w:type="dxa" w:w="2160"/>
-          </w:tcPr>
-          <w:p>
-            <w:r>
-              <w:t>394亿</w:t>
-            </w:r>
-          </w:p>
-        </w:tc>
-        <w:tc>
-          <w:tcPr>
-            <w:tcW w:type="dxa" w:w="2160"/>
-          </w:tcPr>
-          <w:p>
-            <w:r>
-              <w:t>27%</w:t>
+              <w:t>通际名联科技有限公司</w:t>
+            </w:r>
+          </w:p>
+        </w:tc>
+        <w:tc>
+          <w:tcPr>
+            <w:tcW w:type="dxa" w:w="2160"/>
+          </w:tcPr>
+          <w:p>
+            <w:r>
+              <w:t>人工智能</w:t>
+            </w:r>
+          </w:p>
+        </w:tc>
+        <w:tc>
+          <w:tcPr>
+            <w:tcW w:type="dxa" w:w="2160"/>
+          </w:tcPr>
+          <w:p>
+            <w:r>
+              <w:t>125亿</w:t>
+            </w:r>
+          </w:p>
+        </w:tc>
+        <w:tc>
+          <w:tcPr>
+            <w:tcW w:type="dxa" w:w="2160"/>
+          </w:tcPr>
+          <w:p>
+            <w:r>
+              <w:t>10%</w:t>
             </w:r>
           </w:p>
         </w:tc>
@@ -210,37 +210,37 @@
           </w:tcPr>
           <w:p>
             <w:r>
-              <w:t>立信电子网络有限公司</w:t>
-            </w:r>
-          </w:p>
-        </w:tc>
-        <w:tc>
-          <w:tcPr>
-            <w:tcW w:type="dxa" w:w="2160"/>
-          </w:tcPr>
-          <w:p>
-            <w:r>
-              <w:t>云计算</w:t>
-            </w:r>
-          </w:p>
-        </w:tc>
-        <w:tc>
-          <w:tcPr>
-            <w:tcW w:type="dxa" w:w="2160"/>
-          </w:tcPr>
-          <w:p>
-            <w:r>
-              <w:t>529亿</w:t>
-            </w:r>
-          </w:p>
-        </w:tc>
-        <w:tc>
-          <w:tcPr>
-            <w:tcW w:type="dxa" w:w="2160"/>
-          </w:tcPr>
-          <w:p>
-            <w:r>
-              <w:t>14%</w:t>
+              <w:t>毕博诚信息有限公司</w:t>
+            </w:r>
+          </w:p>
+        </w:tc>
+        <w:tc>
+          <w:tcPr>
+            <w:tcW w:type="dxa" w:w="2160"/>
+          </w:tcPr>
+          <w:p>
+            <w:r>
+              <w:t>机器人</w:t>
+            </w:r>
+          </w:p>
+        </w:tc>
+        <w:tc>
+          <w:tcPr>
+            <w:tcW w:type="dxa" w:w="2160"/>
+          </w:tcPr>
+          <w:p>
+            <w:r>
+              <w:t>587亿</w:t>
+            </w:r>
+          </w:p>
+        </w:tc>
+        <w:tc>
+          <w:tcPr>
+            <w:tcW w:type="dxa" w:w="2160"/>
+          </w:tcPr>
+          <w:p>
+            <w:r>
+              <w:t>27%</w:t>
             </w:r>
           </w:p>
         </w:tc>
@@ -252,37 +252,37 @@
           </w:tcPr>
           <w:p>
             <w:r>
-              <w:t>创亿信息有限公司</w:t>
-            </w:r>
-          </w:p>
-        </w:tc>
-        <w:tc>
-          <w:tcPr>
-            <w:tcW w:type="dxa" w:w="2160"/>
-          </w:tcPr>
-          <w:p>
-            <w:r>
-              <w:t>医疗科技</w:t>
-            </w:r>
-          </w:p>
-        </w:tc>
-        <w:tc>
-          <w:tcPr>
-            <w:tcW w:type="dxa" w:w="2160"/>
-          </w:tcPr>
-          <w:p>
-            <w:r>
-              <w:t>413亿</w:t>
-            </w:r>
-          </w:p>
-        </w:tc>
-        <w:tc>
-          <w:tcPr>
-            <w:tcW w:type="dxa" w:w="2160"/>
-          </w:tcPr>
-          <w:p>
-            <w:r>
-              <w:t>10%</w:t>
+              <w:t>艾提科信科技有限公司</w:t>
+            </w:r>
+          </w:p>
+        </w:tc>
+        <w:tc>
+          <w:tcPr>
+            <w:tcW w:type="dxa" w:w="2160"/>
+          </w:tcPr>
+          <w:p>
+            <w:r>
+              <w:t>云计算</w:t>
+            </w:r>
+          </w:p>
+        </w:tc>
+        <w:tc>
+          <w:tcPr>
+            <w:tcW w:type="dxa" w:w="2160"/>
+          </w:tcPr>
+          <w:p>
+            <w:r>
+              <w:t>734亿</w:t>
+            </w:r>
+          </w:p>
+        </w:tc>
+        <w:tc>
+          <w:tcPr>
+            <w:tcW w:type="dxa" w:w="2160"/>
+          </w:tcPr>
+          <w:p>
+            <w:r>
+              <w:t>8%</w:t>
             </w:r>
           </w:p>
         </w:tc>
@@ -294,37 +294,37 @@
           </w:tcPr>
           <w:p>
             <w:r>
-              <w:t>国讯网络有限公司</w:t>
-            </w:r>
-          </w:p>
-        </w:tc>
-        <w:tc>
-          <w:tcPr>
-            <w:tcW w:type="dxa" w:w="2160"/>
-          </w:tcPr>
-          <w:p>
-            <w:r>
-              <w:t>云计算</w:t>
-            </w:r>
-          </w:p>
-        </w:tc>
-        <w:tc>
-          <w:tcPr>
-            <w:tcW w:type="dxa" w:w="2160"/>
-          </w:tcPr>
-          <w:p>
-            <w:r>
-              <w:t>694亿</w:t>
-            </w:r>
-          </w:p>
-        </w:tc>
-        <w:tc>
-          <w:tcPr>
-            <w:tcW w:type="dxa" w:w="2160"/>
-          </w:tcPr>
-          <w:p>
-            <w:r>
-              <w:t>12%</w:t>
+              <w:t>联通时科传媒有限公司</w:t>
+            </w:r>
+          </w:p>
+        </w:tc>
+        <w:tc>
+          <w:tcPr>
+            <w:tcW w:type="dxa" w:w="2160"/>
+          </w:tcPr>
+          <w:p>
+            <w:r>
+              <w:t>消费科技</w:t>
+            </w:r>
+          </w:p>
+        </w:tc>
+        <w:tc>
+          <w:tcPr>
+            <w:tcW w:type="dxa" w:w="2160"/>
+          </w:tcPr>
+          <w:p>
+            <w:r>
+              <w:t>256亿</w:t>
+            </w:r>
+          </w:p>
+        </w:tc>
+        <w:tc>
+          <w:tcPr>
+            <w:tcW w:type="dxa" w:w="2160"/>
+          </w:tcPr>
+          <w:p>
+            <w:r>
+              <w:t>29%</w:t>
             </w:r>
           </w:p>
         </w:tc>
@@ -336,37 +336,37 @@
           </w:tcPr>
           <w:p>
             <w:r>
-              <w:t>华远软件信息有限公司</w:t>
-            </w:r>
-          </w:p>
-        </w:tc>
-        <w:tc>
-          <w:tcPr>
-            <w:tcW w:type="dxa" w:w="2160"/>
-          </w:tcPr>
-          <w:p>
-            <w:r>
-              <w:t>半导体</w:t>
-            </w:r>
-          </w:p>
-        </w:tc>
-        <w:tc>
-          <w:tcPr>
-            <w:tcW w:type="dxa" w:w="2160"/>
-          </w:tcPr>
-          <w:p>
-            <w:r>
-              <w:t>679亿</w:t>
-            </w:r>
-          </w:p>
-        </w:tc>
-        <w:tc>
-          <w:tcPr>
-            <w:tcW w:type="dxa" w:w="2160"/>
-          </w:tcPr>
-          <w:p>
-            <w:r>
-              <w:t>21%</w:t>
+              <w:t>富罳网络有限公司</w:t>
+            </w:r>
+          </w:p>
+        </w:tc>
+        <w:tc>
+          <w:tcPr>
+            <w:tcW w:type="dxa" w:w="2160"/>
+          </w:tcPr>
+          <w:p>
+            <w:r>
+              <w:t>新能源</w:t>
+            </w:r>
+          </w:p>
+        </w:tc>
+        <w:tc>
+          <w:tcPr>
+            <w:tcW w:type="dxa" w:w="2160"/>
+          </w:tcPr>
+          <w:p>
+            <w:r>
+              <w:t>603亿</w:t>
+            </w:r>
+          </w:p>
+        </w:tc>
+        <w:tc>
+          <w:tcPr>
+            <w:tcW w:type="dxa" w:w="2160"/>
+          </w:tcPr>
+          <w:p>
+            <w:r>
+              <w:t>16%</w:t>
             </w:r>
           </w:p>
         </w:tc>
@@ -378,37 +378,37 @@
           </w:tcPr>
           <w:p>
             <w:r>
-              <w:t>华远软件信息有限公司</w:t>
-            </w:r>
-          </w:p>
-        </w:tc>
-        <w:tc>
-          <w:tcPr>
-            <w:tcW w:type="dxa" w:w="2160"/>
-          </w:tcPr>
-          <w:p>
-            <w:r>
-              <w:t>半导体</w:t>
-            </w:r>
-          </w:p>
-        </w:tc>
-        <w:tc>
-          <w:tcPr>
-            <w:tcW w:type="dxa" w:w="2160"/>
-          </w:tcPr>
-          <w:p>
-            <w:r>
-              <w:t>478亿</w:t>
-            </w:r>
-          </w:p>
-        </w:tc>
-        <w:tc>
-          <w:tcPr>
-            <w:tcW w:type="dxa" w:w="2160"/>
-          </w:tcPr>
-          <w:p>
-            <w:r>
-              <w:t>6%</w:t>
+              <w:t>飞海科技传媒有限公司</w:t>
+            </w:r>
+          </w:p>
+        </w:tc>
+        <w:tc>
+          <w:tcPr>
+            <w:tcW w:type="dxa" w:w="2160"/>
+          </w:tcPr>
+          <w:p>
+            <w:r>
+              <w:t>消费科技</w:t>
+            </w:r>
+          </w:p>
+        </w:tc>
+        <w:tc>
+          <w:tcPr>
+            <w:tcW w:type="dxa" w:w="2160"/>
+          </w:tcPr>
+          <w:p>
+            <w:r>
+              <w:t>529亿</w:t>
+            </w:r>
+          </w:p>
+        </w:tc>
+        <w:tc>
+          <w:tcPr>
+            <w:tcW w:type="dxa" w:w="2160"/>
+          </w:tcPr>
+          <w:p>
+            <w:r>
+              <w:t>27%</w:t>
             </w:r>
           </w:p>
         </w:tc>
@@ -420,37 +420,37 @@
           </w:tcPr>
           <w:p>
             <w:r>
-              <w:t>新宇龙信息传媒有限公司</w:t>
-            </w:r>
-          </w:p>
-        </w:tc>
-        <w:tc>
-          <w:tcPr>
-            <w:tcW w:type="dxa" w:w="2160"/>
-          </w:tcPr>
-          <w:p>
-            <w:r>
-              <w:t>机器人</w:t>
-            </w:r>
-          </w:p>
-        </w:tc>
-        <w:tc>
-          <w:tcPr>
-            <w:tcW w:type="dxa" w:w="2160"/>
-          </w:tcPr>
-          <w:p>
-            <w:r>
-              <w:t>748亿</w:t>
-            </w:r>
-          </w:p>
-        </w:tc>
-        <w:tc>
-          <w:tcPr>
-            <w:tcW w:type="dxa" w:w="2160"/>
-          </w:tcPr>
-          <w:p>
-            <w:r>
-              <w:t>23%</w:t>
+              <w:t>飞利信科技有限公司</w:t>
+            </w:r>
+          </w:p>
+        </w:tc>
+        <w:tc>
+          <w:tcPr>
+            <w:tcW w:type="dxa" w:w="2160"/>
+          </w:tcPr>
+          <w:p>
+            <w:r>
+              <w:t>人工智能</w:t>
+            </w:r>
+          </w:p>
+        </w:tc>
+        <w:tc>
+          <w:tcPr>
+            <w:tcW w:type="dxa" w:w="2160"/>
+          </w:tcPr>
+          <w:p>
+            <w:r>
+              <w:t>178亿</w:t>
+            </w:r>
+          </w:p>
+        </w:tc>
+        <w:tc>
+          <w:tcPr>
+            <w:tcW w:type="dxa" w:w="2160"/>
+          </w:tcPr>
+          <w:p>
+            <w:r>
+              <w:t>7%</w:t>
             </w:r>
           </w:p>
         </w:tc>
@@ -462,37 +462,37 @@
           </w:tcPr>
           <w:p>
             <w:r>
-              <w:t>精芯科技有限公司</w:t>
-            </w:r>
-          </w:p>
-        </w:tc>
-        <w:tc>
-          <w:tcPr>
-            <w:tcW w:type="dxa" w:w="2160"/>
-          </w:tcPr>
-          <w:p>
-            <w:r>
-              <w:t>云计算</w:t>
-            </w:r>
-          </w:p>
-        </w:tc>
-        <w:tc>
-          <w:tcPr>
-            <w:tcW w:type="dxa" w:w="2160"/>
-          </w:tcPr>
-          <w:p>
-            <w:r>
-              <w:t>534亿</w:t>
-            </w:r>
-          </w:p>
-        </w:tc>
-        <w:tc>
-          <w:tcPr>
-            <w:tcW w:type="dxa" w:w="2160"/>
-          </w:tcPr>
-          <w:p>
-            <w:r>
-              <w:t>27%</w:t>
+              <w:t>中建创业科技有限公司</w:t>
+            </w:r>
+          </w:p>
+        </w:tc>
+        <w:tc>
+          <w:tcPr>
+            <w:tcW w:type="dxa" w:w="2160"/>
+          </w:tcPr>
+          <w:p>
+            <w:r>
+              <w:t>半导体</w:t>
+            </w:r>
+          </w:p>
+        </w:tc>
+        <w:tc>
+          <w:tcPr>
+            <w:tcW w:type="dxa" w:w="2160"/>
+          </w:tcPr>
+          <w:p>
+            <w:r>
+              <w:t>340亿</w:t>
+            </w:r>
+          </w:p>
+        </w:tc>
+        <w:tc>
+          <w:tcPr>
+            <w:tcW w:type="dxa" w:w="2160"/>
+          </w:tcPr>
+          <w:p>
+            <w:r>
+              <w:t>21%</w:t>
             </w:r>
           </w:p>
         </w:tc>
@@ -504,37 +504,37 @@
           </w:tcPr>
           <w:p>
             <w:r>
-              <w:t>易动力科技有限公司</w:t>
-            </w:r>
-          </w:p>
-        </w:tc>
-        <w:tc>
-          <w:tcPr>
-            <w:tcW w:type="dxa" w:w="2160"/>
-          </w:tcPr>
-          <w:p>
-            <w:r>
-              <w:t>云计算</w:t>
-            </w:r>
-          </w:p>
-        </w:tc>
-        <w:tc>
-          <w:tcPr>
-            <w:tcW w:type="dxa" w:w="2160"/>
-          </w:tcPr>
-          <w:p>
-            <w:r>
-              <w:t>505亿</w:t>
-            </w:r>
-          </w:p>
-        </w:tc>
-        <w:tc>
-          <w:tcPr>
-            <w:tcW w:type="dxa" w:w="2160"/>
-          </w:tcPr>
-          <w:p>
-            <w:r>
-              <w:t>29%</w:t>
+              <w:t>戴硕电子网络有限公司</w:t>
+            </w:r>
+          </w:p>
+        </w:tc>
+        <w:tc>
+          <w:tcPr>
+            <w:tcW w:type="dxa" w:w="2160"/>
+          </w:tcPr>
+          <w:p>
+            <w:r>
+              <w:t>新能源</w:t>
+            </w:r>
+          </w:p>
+        </w:tc>
+        <w:tc>
+          <w:tcPr>
+            <w:tcW w:type="dxa" w:w="2160"/>
+          </w:tcPr>
+          <w:p>
+            <w:r>
+              <w:t>198亿</w:t>
+            </w:r>
+          </w:p>
+        </w:tc>
+        <w:tc>
+          <w:tcPr>
+            <w:tcW w:type="dxa" w:w="2160"/>
+          </w:tcPr>
+          <w:p>
+            <w:r>
+              <w:t>14%</w:t>
             </w:r>
           </w:p>
         </w:tc>
@@ -546,7 +546,7 @@
           </w:tcPr>
           <w:p>
             <w:r>
-              <w:t>信诚致远传媒有限公司</w:t>
+              <w:t>方正科技传媒有限公司</w:t>
             </w:r>
           </w:p>
         </w:tc>
@@ -566,17 +566,17 @@
           </w:tcPr>
           <w:p>
             <w:r>
-              <w:t>693亿</w:t>
-            </w:r>
-          </w:p>
-        </w:tc>
-        <w:tc>
-          <w:tcPr>
-            <w:tcW w:type="dxa" w:w="2160"/>
-          </w:tcPr>
-          <w:p>
-            <w:r>
-              <w:t>12%</w:t>
+              <w:t>611亿</w:t>
+            </w:r>
+          </w:p>
+        </w:tc>
+        <w:tc>
+          <w:tcPr>
+            <w:tcW w:type="dxa" w:w="2160"/>
+          </w:tcPr>
+          <w:p>
+            <w:r>
+              <w:t>28%</w:t>
             </w:r>
           </w:p>
         </w:tc>
@@ -588,37 +588,37 @@
           </w:tcPr>
           <w:p>
             <w:r>
-              <w:t>立信电子网络有限公司</w:t>
-            </w:r>
-          </w:p>
-        </w:tc>
-        <w:tc>
-          <w:tcPr>
-            <w:tcW w:type="dxa" w:w="2160"/>
-          </w:tcPr>
-          <w:p>
-            <w:r>
-              <w:t>云计算</w:t>
-            </w:r>
-          </w:p>
-        </w:tc>
-        <w:tc>
-          <w:tcPr>
-            <w:tcW w:type="dxa" w:w="2160"/>
-          </w:tcPr>
-          <w:p>
-            <w:r>
-              <w:t>668亿</w:t>
-            </w:r>
-          </w:p>
-        </w:tc>
-        <w:tc>
-          <w:tcPr>
-            <w:tcW w:type="dxa" w:w="2160"/>
-          </w:tcPr>
-          <w:p>
-            <w:r>
-              <w:t>29%</w:t>
+              <w:t>联软科技有限公司</w:t>
+            </w:r>
+          </w:p>
+        </w:tc>
+        <w:tc>
+          <w:tcPr>
+            <w:tcW w:type="dxa" w:w="2160"/>
+          </w:tcPr>
+          <w:p>
+            <w:r>
+              <w:t>消费科技</w:t>
+            </w:r>
+          </w:p>
+        </w:tc>
+        <w:tc>
+          <w:tcPr>
+            <w:tcW w:type="dxa" w:w="2160"/>
+          </w:tcPr>
+          <w:p>
+            <w:r>
+              <w:t>743亿</w:t>
+            </w:r>
+          </w:p>
+        </w:tc>
+        <w:tc>
+          <w:tcPr>
+            <w:tcW w:type="dxa" w:w="2160"/>
+          </w:tcPr>
+          <w:p>
+            <w:r>
+              <w:t>27%</w:t>
             </w:r>
           </w:p>
         </w:tc>
@@ -630,7 +630,7 @@
           </w:tcPr>
           <w:p>
             <w:r>
-              <w:t>凌云网络有限公司</w:t>
+              <w:t>迪摩信息有限公司</w:t>
             </w:r>
           </w:p>
         </w:tc>
@@ -650,17 +650,17 @@
           </w:tcPr>
           <w:p>
             <w:r>
-              <w:t>650亿</w:t>
-            </w:r>
-          </w:p>
-        </w:tc>
-        <w:tc>
-          <w:tcPr>
-            <w:tcW w:type="dxa" w:w="2160"/>
-          </w:tcPr>
-          <w:p>
-            <w:r>
-              <w:t>5%</w:t>
+              <w:t>314亿</w:t>
+            </w:r>
+          </w:p>
+        </w:tc>
+        <w:tc>
+          <w:tcPr>
+            <w:tcW w:type="dxa" w:w="2160"/>
+          </w:tcPr>
+          <w:p>
+            <w:r>
+              <w:t>15%</w:t>
             </w:r>
           </w:p>
         </w:tc>
@@ -672,7 +672,7 @@
           </w:tcPr>
           <w:p>
             <w:r>
-              <w:t>鸿睿思博信息有限公司</w:t>
+              <w:t>联软网络有限公司</w:t>
             </w:r>
           </w:p>
         </w:tc>
@@ -692,17 +692,17 @@
           </w:tcPr>
           <w:p>
             <w:r>
-              <w:t>789亿</w:t>
-            </w:r>
-          </w:p>
-        </w:tc>
-        <w:tc>
-          <w:tcPr>
-            <w:tcW w:type="dxa" w:w="2160"/>
-          </w:tcPr>
-          <w:p>
-            <w:r>
-              <w:t>13%</w:t>
+              <w:t>377亿</w:t>
+            </w:r>
+          </w:p>
+        </w:tc>
+        <w:tc>
+          <w:tcPr>
+            <w:tcW w:type="dxa" w:w="2160"/>
+          </w:tcPr>
+          <w:p>
+            <w:r>
+              <w:t>10%</w:t>
             </w:r>
           </w:p>
         </w:tc>
@@ -714,37 +714,37 @@
           </w:tcPr>
           <w:p>
             <w:r>
-              <w:t>昂歌信息科技有限公司</w:t>
-            </w:r>
-          </w:p>
-        </w:tc>
-        <w:tc>
-          <w:tcPr>
-            <w:tcW w:type="dxa" w:w="2160"/>
-          </w:tcPr>
-          <w:p>
-            <w:r>
-              <w:t>消费科技</w:t>
-            </w:r>
-          </w:p>
-        </w:tc>
-        <w:tc>
-          <w:tcPr>
-            <w:tcW w:type="dxa" w:w="2160"/>
-          </w:tcPr>
-          <w:p>
-            <w:r>
-              <w:t>731亿</w:t>
-            </w:r>
-          </w:p>
-        </w:tc>
-        <w:tc>
-          <w:tcPr>
-            <w:tcW w:type="dxa" w:w="2160"/>
-          </w:tcPr>
-          <w:p>
-            <w:r>
-              <w:t>17%</w:t>
+              <w:t>雨林木风计算机科技有限公司</w:t>
+            </w:r>
+          </w:p>
+        </w:tc>
+        <w:tc>
+          <w:tcPr>
+            <w:tcW w:type="dxa" w:w="2160"/>
+          </w:tcPr>
+          <w:p>
+            <w:r>
+              <w:t>半导体</w:t>
+            </w:r>
+          </w:p>
+        </w:tc>
+        <w:tc>
+          <w:tcPr>
+            <w:tcW w:type="dxa" w:w="2160"/>
+          </w:tcPr>
+          <w:p>
+            <w:r>
+              <w:t>560亿</w:t>
+            </w:r>
+          </w:p>
+        </w:tc>
+        <w:tc>
+          <w:tcPr>
+            <w:tcW w:type="dxa" w:w="2160"/>
+          </w:tcPr>
+          <w:p>
+            <w:r>
+              <w:t>21%</w:t>
             </w:r>
           </w:p>
         </w:tc>
@@ -756,37 +756,37 @@
           </w:tcPr>
           <w:p>
             <w:r>
-              <w:t>精芯信息有限公司</w:t>
-            </w:r>
-          </w:p>
-        </w:tc>
-        <w:tc>
-          <w:tcPr>
-            <w:tcW w:type="dxa" w:w="2160"/>
-          </w:tcPr>
-          <w:p>
-            <w:r>
-              <w:t>消费科技</w:t>
-            </w:r>
-          </w:p>
-        </w:tc>
-        <w:tc>
-          <w:tcPr>
-            <w:tcW w:type="dxa" w:w="2160"/>
-          </w:tcPr>
-          <w:p>
-            <w:r>
-              <w:t>450亿</w:t>
-            </w:r>
-          </w:p>
-        </w:tc>
-        <w:tc>
-          <w:tcPr>
-            <w:tcW w:type="dxa" w:w="2160"/>
-          </w:tcPr>
-          <w:p>
-            <w:r>
-              <w:t>18%</w:t>
+              <w:t>泰麒麟网络有限公司</w:t>
+            </w:r>
+          </w:p>
+        </w:tc>
+        <w:tc>
+          <w:tcPr>
+            <w:tcW w:type="dxa" w:w="2160"/>
+          </w:tcPr>
+          <w:p>
+            <w:r>
+              <w:t>云计算</w:t>
+            </w:r>
+          </w:p>
+        </w:tc>
+        <w:tc>
+          <w:tcPr>
+            <w:tcW w:type="dxa" w:w="2160"/>
+          </w:tcPr>
+          <w:p>
+            <w:r>
+              <w:t>758亿</w:t>
+            </w:r>
+          </w:p>
+        </w:tc>
+        <w:tc>
+          <w:tcPr>
+            <w:tcW w:type="dxa" w:w="2160"/>
+          </w:tcPr>
+          <w:p>
+            <w:r>
+              <w:t>25%</w:t>
             </w:r>
           </w:p>
         </w:tc>
@@ -803,9 +803,819 @@
     <w:p>
       <w:r>
         <w:br/>
-        <w:t>根据内部财务模型测算，立信电子网络有限公司 在未来三年</w:t>
+        <w:t>根据内部财务模型测算，中建创业科技有限公司 在未来三年</w:t>
         <w:br/>
-        <w:t>收入复合增长率预计可达到 26% 左右。</w:t>
+        <w:t>收入复合增长率预计可达到 13% 左右。</w:t>
+        <w:br/>
+        <w:t>该预测基于行业需求增长以及公司产能扩张计划。</w:t>
+        <w:br/>
+      </w:r>
+    </w:p>
+    <w:p>
+      <w:r>
+        <w:br/>
+        <w:t>良诺科技有限公司 是中国 云计算 行业的重要企业之一。</w:t>
+        <w:br/>
+        <w:t>根据华辰资本 投资委员会 的研究，该公司成立于 2016 年，</w:t>
+        <w:br/>
+        <w:t>目前员工规模约 1663 人。公司近年来持续加大研发投入，</w:t>
+        <w:br/>
+        <w:t>在核心技术方面形成了较强的竞争壁垒。</w:t>
+        <w:br/>
+      </w:r>
+    </w:p>
+    <w:p>
+      <w:r>
+        <w:br/>
+        <w:t>华辰资本旗下的 HC Global Macro Fund 在最近的资产配置会议中</w:t>
+        <w:br/>
+        <w:t>讨论了 人工智能 行业的投资机会，并对 飞利信科技有限公司</w:t>
+        <w:br/>
+        <w:t>进行了重点评估。</w:t>
+        <w:br/>
+      </w:r>
+    </w:p>
+    <w:p>
+      <w:r>
+        <w:br/>
+        <w:t>九方传媒有限公司 是中国 医疗科技 行业的重要企业之一。</w:t>
+        <w:br/>
+        <w:t>根据华辰资本 量化研究部 的研究，该公司成立于 2014 年，</w:t>
+        <w:br/>
+        <w:t>目前员工规模约 2973 人。公司近年来持续加大研发投入，</w:t>
+        <w:br/>
+        <w:t>在核心技术方面形成了较强的竞争壁垒。</w:t>
+        <w:br/>
+      </w:r>
+    </w:p>
+    <w:p>
+      <w:r>
+        <w:br/>
+        <w:t>艾提科信科技有限公司 是中国 云计算 行业的重要企业之一。</w:t>
+        <w:br/>
+        <w:t>根据华辰资本 风险管理部 的研究，该公司成立于 2006 年，</w:t>
+        <w:br/>
+        <w:t>目前员工规模约 3804 人。公司近年来持续加大研发投入，</w:t>
+        <w:br/>
+        <w:t>在核心技术方面形成了较强的竞争壁垒。</w:t>
+        <w:br/>
+      </w:r>
+    </w:p>
+    <w:p>
+      <w:r>
+        <w:br/>
+        <w:t>飞利信科技有限公司 是中国 人工智能 行业的重要企业之一。</w:t>
+        <w:br/>
+        <w:t>根据华辰资本 量化研究部 的研究，该公司成立于 2018 年，</w:t>
+        <w:br/>
+        <w:t>目前员工规模约 1801 人。公司近年来持续加大研发投入，</w:t>
+        <w:br/>
+        <w:t>在核心技术方面形成了较强的竞争壁垒。</w:t>
+        <w:br/>
+      </w:r>
+    </w:p>
+    <w:p>
+      <w:r>
+        <w:br/>
+        <w:t>从产业链角度看，人工智能 行业主要由上游设备厂商、</w:t>
+        <w:br/>
+        <w:t>中游平台企业以及下游应用厂商组成。</w:t>
+        <w:br/>
+        <w:t>巨奥传媒有限公司 主要位于产业链的 上游 环节。</w:t>
+        <w:br/>
+      </w:r>
+    </w:p>
+    <w:p>
+      <w:r>
+        <w:br/>
+        <w:t>华辰资本旗下的 HC Global Macro Fund 在最近的资产配置会议中</w:t>
+        <w:br/>
+        <w:t>讨论了 半导体 行业的投资机会，并对 雨林木风计算机科技有限公司</w:t>
+        <w:br/>
+        <w:t>进行了重点评估。</w:t>
+        <w:br/>
+      </w:r>
+    </w:p>
+    <w:tbl>
+      <w:tblPr>
+        <w:tblW w:type="auto" w:w="0"/>
+        <w:tblLook w:firstColumn="1" w:firstRow="1" w:lastColumn="0" w:lastRow="0" w:noHBand="0" w:noVBand="1" w:val="04A0"/>
+      </w:tblPr>
+      <w:tblGrid>
+        <w:gridCol w:w="2160"/>
+        <w:gridCol w:w="2160"/>
+        <w:gridCol w:w="2160"/>
+        <w:gridCol w:w="2160"/>
+      </w:tblGrid>
+      <w:tr>
+        <w:tc>
+          <w:tcPr>
+            <w:tcW w:type="dxa" w:w="2160"/>
+          </w:tcPr>
+          <w:p>
+            <w:r>
+              <w:t>公司</w:t>
+            </w:r>
+          </w:p>
+        </w:tc>
+        <w:tc>
+          <w:tcPr>
+            <w:tcW w:type="dxa" w:w="2160"/>
+          </w:tcPr>
+          <w:p>
+            <w:r>
+              <w:t>行业</w:t>
+            </w:r>
+          </w:p>
+        </w:tc>
+        <w:tc>
+          <w:tcPr>
+            <w:tcW w:type="dxa" w:w="2160"/>
+          </w:tcPr>
+          <w:p>
+            <w:r>
+              <w:t>市值</w:t>
+            </w:r>
+          </w:p>
+        </w:tc>
+        <w:tc>
+          <w:tcPr>
+            <w:tcW w:type="dxa" w:w="2160"/>
+          </w:tcPr>
+          <w:p>
+            <w:r>
+              <w:t>增长率</w:t>
+            </w:r>
+          </w:p>
+        </w:tc>
+      </w:tr>
+      <w:tr>
+        <w:tc>
+          <w:tcPr>
+            <w:tcW w:type="dxa" w:w="2160"/>
+          </w:tcPr>
+          <w:p>
+            <w:r>
+              <w:t>联软网络有限公司</w:t>
+            </w:r>
+          </w:p>
+        </w:tc>
+        <w:tc>
+          <w:tcPr>
+            <w:tcW w:type="dxa" w:w="2160"/>
+          </w:tcPr>
+          <w:p>
+            <w:r>
+              <w:t>半导体</w:t>
+            </w:r>
+          </w:p>
+        </w:tc>
+        <w:tc>
+          <w:tcPr>
+            <w:tcW w:type="dxa" w:w="2160"/>
+          </w:tcPr>
+          <w:p>
+            <w:r>
+              <w:t>608亿</w:t>
+            </w:r>
+          </w:p>
+        </w:tc>
+        <w:tc>
+          <w:tcPr>
+            <w:tcW w:type="dxa" w:w="2160"/>
+          </w:tcPr>
+          <w:p>
+            <w:r>
+              <w:t>27%</w:t>
+            </w:r>
+          </w:p>
+        </w:tc>
+      </w:tr>
+      <w:tr>
+        <w:tc>
+          <w:tcPr>
+            <w:tcW w:type="dxa" w:w="2160"/>
+          </w:tcPr>
+          <w:p>
+            <w:r>
+              <w:t>通际名联网络有限公司</w:t>
+            </w:r>
+          </w:p>
+        </w:tc>
+        <w:tc>
+          <w:tcPr>
+            <w:tcW w:type="dxa" w:w="2160"/>
+          </w:tcPr>
+          <w:p>
+            <w:r>
+              <w:t>机器人</w:t>
+            </w:r>
+          </w:p>
+        </w:tc>
+        <w:tc>
+          <w:tcPr>
+            <w:tcW w:type="dxa" w:w="2160"/>
+          </w:tcPr>
+          <w:p>
+            <w:r>
+              <w:t>690亿</w:t>
+            </w:r>
+          </w:p>
+        </w:tc>
+        <w:tc>
+          <w:tcPr>
+            <w:tcW w:type="dxa" w:w="2160"/>
+          </w:tcPr>
+          <w:p>
+            <w:r>
+              <w:t>17%</w:t>
+            </w:r>
+          </w:p>
+        </w:tc>
+      </w:tr>
+      <w:tr>
+        <w:tc>
+          <w:tcPr>
+            <w:tcW w:type="dxa" w:w="2160"/>
+          </w:tcPr>
+          <w:p>
+            <w:r>
+              <w:t>浦华众城网络有限公司</w:t>
+            </w:r>
+          </w:p>
+        </w:tc>
+        <w:tc>
+          <w:tcPr>
+            <w:tcW w:type="dxa" w:w="2160"/>
+          </w:tcPr>
+          <w:p>
+            <w:r>
+              <w:t>新能源</w:t>
+            </w:r>
+          </w:p>
+        </w:tc>
+        <w:tc>
+          <w:tcPr>
+            <w:tcW w:type="dxa" w:w="2160"/>
+          </w:tcPr>
+          <w:p>
+            <w:r>
+              <w:t>648亿</w:t>
+            </w:r>
+          </w:p>
+        </w:tc>
+        <w:tc>
+          <w:tcPr>
+            <w:tcW w:type="dxa" w:w="2160"/>
+          </w:tcPr>
+          <w:p>
+            <w:r>
+              <w:t>11%</w:t>
+            </w:r>
+          </w:p>
+        </w:tc>
+      </w:tr>
+      <w:tr>
+        <w:tc>
+          <w:tcPr>
+            <w:tcW w:type="dxa" w:w="2160"/>
+          </w:tcPr>
+          <w:p>
+            <w:r>
+              <w:t>精芯信息有限公司</w:t>
+            </w:r>
+          </w:p>
+        </w:tc>
+        <w:tc>
+          <w:tcPr>
+            <w:tcW w:type="dxa" w:w="2160"/>
+          </w:tcPr>
+          <w:p>
+            <w:r>
+              <w:t>半导体</w:t>
+            </w:r>
+          </w:p>
+        </w:tc>
+        <w:tc>
+          <w:tcPr>
+            <w:tcW w:type="dxa" w:w="2160"/>
+          </w:tcPr>
+          <w:p>
+            <w:r>
+              <w:t>426亿</w:t>
+            </w:r>
+          </w:p>
+        </w:tc>
+        <w:tc>
+          <w:tcPr>
+            <w:tcW w:type="dxa" w:w="2160"/>
+          </w:tcPr>
+          <w:p>
+            <w:r>
+              <w:t>27%</w:t>
+            </w:r>
+          </w:p>
+        </w:tc>
+      </w:tr>
+      <w:tr>
+        <w:tc>
+          <w:tcPr>
+            <w:tcW w:type="dxa" w:w="2160"/>
+          </w:tcPr>
+          <w:p>
+            <w:r>
+              <w:t>方正科技传媒有限公司</w:t>
+            </w:r>
+          </w:p>
+        </w:tc>
+        <w:tc>
+          <w:tcPr>
+            <w:tcW w:type="dxa" w:w="2160"/>
+          </w:tcPr>
+          <w:p>
+            <w:r>
+              <w:t>人工智能</w:t>
+            </w:r>
+          </w:p>
+        </w:tc>
+        <w:tc>
+          <w:tcPr>
+            <w:tcW w:type="dxa" w:w="2160"/>
+          </w:tcPr>
+          <w:p>
+            <w:r>
+              <w:t>258亿</w:t>
+            </w:r>
+          </w:p>
+        </w:tc>
+        <w:tc>
+          <w:tcPr>
+            <w:tcW w:type="dxa" w:w="2160"/>
+          </w:tcPr>
+          <w:p>
+            <w:r>
+              <w:t>22%</w:t>
+            </w:r>
+          </w:p>
+        </w:tc>
+      </w:tr>
+      <w:tr>
+        <w:tc>
+          <w:tcPr>
+            <w:tcW w:type="dxa" w:w="2160"/>
+          </w:tcPr>
+          <w:p>
+            <w:r>
+              <w:t>惠派国际公司科技有限公司</w:t>
+            </w:r>
+          </w:p>
+        </w:tc>
+        <w:tc>
+          <w:tcPr>
+            <w:tcW w:type="dxa" w:w="2160"/>
+          </w:tcPr>
+          <w:p>
+            <w:r>
+              <w:t>人工智能</w:t>
+            </w:r>
+          </w:p>
+        </w:tc>
+        <w:tc>
+          <w:tcPr>
+            <w:tcW w:type="dxa" w:w="2160"/>
+          </w:tcPr>
+          <w:p>
+            <w:r>
+              <w:t>354亿</w:t>
+            </w:r>
+          </w:p>
+        </w:tc>
+        <w:tc>
+          <w:tcPr>
+            <w:tcW w:type="dxa" w:w="2160"/>
+          </w:tcPr>
+          <w:p>
+            <w:r>
+              <w:t>20%</w:t>
+            </w:r>
+          </w:p>
+        </w:tc>
+      </w:tr>
+      <w:tr>
+        <w:tc>
+          <w:tcPr>
+            <w:tcW w:type="dxa" w:w="2160"/>
+          </w:tcPr>
+          <w:p>
+            <w:r>
+              <w:t>雨林木风计算机科技有限公司</w:t>
+            </w:r>
+          </w:p>
+        </w:tc>
+        <w:tc>
+          <w:tcPr>
+            <w:tcW w:type="dxa" w:w="2160"/>
+          </w:tcPr>
+          <w:p>
+            <w:r>
+              <w:t>半导体</w:t>
+            </w:r>
+          </w:p>
+        </w:tc>
+        <w:tc>
+          <w:tcPr>
+            <w:tcW w:type="dxa" w:w="2160"/>
+          </w:tcPr>
+          <w:p>
+            <w:r>
+              <w:t>214亿</w:t>
+            </w:r>
+          </w:p>
+        </w:tc>
+        <w:tc>
+          <w:tcPr>
+            <w:tcW w:type="dxa" w:w="2160"/>
+          </w:tcPr>
+          <w:p>
+            <w:r>
+              <w:t>11%</w:t>
+            </w:r>
+          </w:p>
+        </w:tc>
+      </w:tr>
+      <w:tr>
+        <w:tc>
+          <w:tcPr>
+            <w:tcW w:type="dxa" w:w="2160"/>
+          </w:tcPr>
+          <w:p>
+            <w:r>
+              <w:t>飞海科技传媒有限公司</w:t>
+            </w:r>
+          </w:p>
+        </w:tc>
+        <w:tc>
+          <w:tcPr>
+            <w:tcW w:type="dxa" w:w="2160"/>
+          </w:tcPr>
+          <w:p>
+            <w:r>
+              <w:t>消费科技</w:t>
+            </w:r>
+          </w:p>
+        </w:tc>
+        <w:tc>
+          <w:tcPr>
+            <w:tcW w:type="dxa" w:w="2160"/>
+          </w:tcPr>
+          <w:p>
+            <w:r>
+              <w:t>357亿</w:t>
+            </w:r>
+          </w:p>
+        </w:tc>
+        <w:tc>
+          <w:tcPr>
+            <w:tcW w:type="dxa" w:w="2160"/>
+          </w:tcPr>
+          <w:p>
+            <w:r>
+              <w:t>26%</w:t>
+            </w:r>
+          </w:p>
+        </w:tc>
+      </w:tr>
+      <w:tr>
+        <w:tc>
+          <w:tcPr>
+            <w:tcW w:type="dxa" w:w="2160"/>
+          </w:tcPr>
+          <w:p>
+            <w:r>
+              <w:t>明腾传媒有限公司</w:t>
+            </w:r>
+          </w:p>
+        </w:tc>
+        <w:tc>
+          <w:tcPr>
+            <w:tcW w:type="dxa" w:w="2160"/>
+          </w:tcPr>
+          <w:p>
+            <w:r>
+              <w:t>人工智能</w:t>
+            </w:r>
+          </w:p>
+        </w:tc>
+        <w:tc>
+          <w:tcPr>
+            <w:tcW w:type="dxa" w:w="2160"/>
+          </w:tcPr>
+          <w:p>
+            <w:r>
+              <w:t>274亿</w:t>
+            </w:r>
+          </w:p>
+        </w:tc>
+        <w:tc>
+          <w:tcPr>
+            <w:tcW w:type="dxa" w:w="2160"/>
+          </w:tcPr>
+          <w:p>
+            <w:r>
+              <w:t>5%</w:t>
+            </w:r>
+          </w:p>
+        </w:tc>
+      </w:tr>
+      <w:tr>
+        <w:tc>
+          <w:tcPr>
+            <w:tcW w:type="dxa" w:w="2160"/>
+          </w:tcPr>
+          <w:p>
+            <w:r>
+              <w:t>信诚致远网络有限公司</w:t>
+            </w:r>
+          </w:p>
+        </w:tc>
+        <w:tc>
+          <w:tcPr>
+            <w:tcW w:type="dxa" w:w="2160"/>
+          </w:tcPr>
+          <w:p>
+            <w:r>
+              <w:t>半导体</w:t>
+            </w:r>
+          </w:p>
+        </w:tc>
+        <w:tc>
+          <w:tcPr>
+            <w:tcW w:type="dxa" w:w="2160"/>
+          </w:tcPr>
+          <w:p>
+            <w:r>
+              <w:t>338亿</w:t>
+            </w:r>
+          </w:p>
+        </w:tc>
+        <w:tc>
+          <w:tcPr>
+            <w:tcW w:type="dxa" w:w="2160"/>
+          </w:tcPr>
+          <w:p>
+            <w:r>
+              <w:t>9%</w:t>
+            </w:r>
+          </w:p>
+        </w:tc>
+      </w:tr>
+      <w:tr>
+        <w:tc>
+          <w:tcPr>
+            <w:tcW w:type="dxa" w:w="2160"/>
+          </w:tcPr>
+          <w:p>
+            <w:r>
+              <w:t>方正科技信息有限公司</w:t>
+            </w:r>
+          </w:p>
+        </w:tc>
+        <w:tc>
+          <w:tcPr>
+            <w:tcW w:type="dxa" w:w="2160"/>
+          </w:tcPr>
+          <w:p>
+            <w:r>
+              <w:t>消费科技</w:t>
+            </w:r>
+          </w:p>
+        </w:tc>
+        <w:tc>
+          <w:tcPr>
+            <w:tcW w:type="dxa" w:w="2160"/>
+          </w:tcPr>
+          <w:p>
+            <w:r>
+              <w:t>432亿</w:t>
+            </w:r>
+          </w:p>
+        </w:tc>
+        <w:tc>
+          <w:tcPr>
+            <w:tcW w:type="dxa" w:w="2160"/>
+          </w:tcPr>
+          <w:p>
+            <w:r>
+              <w:t>25%</w:t>
+            </w:r>
+          </w:p>
+        </w:tc>
+      </w:tr>
+      <w:tr>
+        <w:tc>
+          <w:tcPr>
+            <w:tcW w:type="dxa" w:w="2160"/>
+          </w:tcPr>
+          <w:p>
+            <w:r>
+              <w:t>创汇传媒有限公司</w:t>
+            </w:r>
+          </w:p>
+        </w:tc>
+        <w:tc>
+          <w:tcPr>
+            <w:tcW w:type="dxa" w:w="2160"/>
+          </w:tcPr>
+          <w:p>
+            <w:r>
+              <w:t>新能源</w:t>
+            </w:r>
+          </w:p>
+        </w:tc>
+        <w:tc>
+          <w:tcPr>
+            <w:tcW w:type="dxa" w:w="2160"/>
+          </w:tcPr>
+          <w:p>
+            <w:r>
+              <w:t>342亿</w:t>
+            </w:r>
+          </w:p>
+        </w:tc>
+        <w:tc>
+          <w:tcPr>
+            <w:tcW w:type="dxa" w:w="2160"/>
+          </w:tcPr>
+          <w:p>
+            <w:r>
+              <w:t>14%</w:t>
+            </w:r>
+          </w:p>
+        </w:tc>
+      </w:tr>
+      <w:tr>
+        <w:tc>
+          <w:tcPr>
+            <w:tcW w:type="dxa" w:w="2160"/>
+          </w:tcPr>
+          <w:p>
+            <w:r>
+              <w:t>图龙信息传媒有限公司</w:t>
+            </w:r>
+          </w:p>
+        </w:tc>
+        <w:tc>
+          <w:tcPr>
+            <w:tcW w:type="dxa" w:w="2160"/>
+          </w:tcPr>
+          <w:p>
+            <w:r>
+              <w:t>机器人</w:t>
+            </w:r>
+          </w:p>
+        </w:tc>
+        <w:tc>
+          <w:tcPr>
+            <w:tcW w:type="dxa" w:w="2160"/>
+          </w:tcPr>
+          <w:p>
+            <w:r>
+              <w:t>199亿</w:t>
+            </w:r>
+          </w:p>
+        </w:tc>
+        <w:tc>
+          <w:tcPr>
+            <w:tcW w:type="dxa" w:w="2160"/>
+          </w:tcPr>
+          <w:p>
+            <w:r>
+              <w:t>24%</w:t>
+            </w:r>
+          </w:p>
+        </w:tc>
+      </w:tr>
+      <w:tr>
+        <w:tc>
+          <w:tcPr>
+            <w:tcW w:type="dxa" w:w="2160"/>
+          </w:tcPr>
+          <w:p>
+            <w:r>
+              <w:t>艾提科信科技有限公司</w:t>
+            </w:r>
+          </w:p>
+        </w:tc>
+        <w:tc>
+          <w:tcPr>
+            <w:tcW w:type="dxa" w:w="2160"/>
+          </w:tcPr>
+          <w:p>
+            <w:r>
+              <w:t>云计算</w:t>
+            </w:r>
+          </w:p>
+        </w:tc>
+        <w:tc>
+          <w:tcPr>
+            <w:tcW w:type="dxa" w:w="2160"/>
+          </w:tcPr>
+          <w:p>
+            <w:r>
+              <w:t>653亿</w:t>
+            </w:r>
+          </w:p>
+        </w:tc>
+        <w:tc>
+          <w:tcPr>
+            <w:tcW w:type="dxa" w:w="2160"/>
+          </w:tcPr>
+          <w:p>
+            <w:r>
+              <w:t>26%</w:t>
+            </w:r>
+          </w:p>
+        </w:tc>
+      </w:tr>
+      <w:tr>
+        <w:tc>
+          <w:tcPr>
+            <w:tcW w:type="dxa" w:w="2160"/>
+          </w:tcPr>
+          <w:p>
+            <w:r>
+              <w:t>华泰通安传媒有限公司</w:t>
+            </w:r>
+          </w:p>
+        </w:tc>
+        <w:tc>
+          <w:tcPr>
+            <w:tcW w:type="dxa" w:w="2160"/>
+          </w:tcPr>
+          <w:p>
+            <w:r>
+              <w:t>消费科技</w:t>
+            </w:r>
+          </w:p>
+        </w:tc>
+        <w:tc>
+          <w:tcPr>
+            <w:tcW w:type="dxa" w:w="2160"/>
+          </w:tcPr>
+          <w:p>
+            <w:r>
+              <w:t>416亿</w:t>
+            </w:r>
+          </w:p>
+        </w:tc>
+        <w:tc>
+          <w:tcPr>
+            <w:tcW w:type="dxa" w:w="2160"/>
+          </w:tcPr>
+          <w:p>
+            <w:r>
+              <w:t>22%</w:t>
+            </w:r>
+          </w:p>
+        </w:tc>
+      </w:tr>
+    </w:tbl>
+    <w:p>
+      <w:pPr>
+        <w:pStyle w:val="Heading1"/>
+      </w:pPr>
+      <w:r>
+        <w:t>行业分析 3</w:t>
+      </w:r>
+    </w:p>
+    <w:p>
+      <w:r>
+        <w:br/>
+        <w:t>风险管理部认为，人工智能 行业仍然面临若干</w:t>
+        <w:br/>
+        <w:t>不确定性因素，包括技术迭代风险、政策变化、</w:t>
+        <w:br/>
+        <w:t>以及市场竞争加剧等问题。</w:t>
+        <w:br/>
+      </w:r>
+    </w:p>
+    <w:p>
+      <w:r>
+        <w:br/>
+        <w:t>风险管理部认为，消费科技 行业仍然面临若干</w:t>
+        <w:br/>
+        <w:t>不确定性因素，包括技术迭代风险、政策变化、</w:t>
+        <w:br/>
+        <w:t>以及市场竞争加剧等问题。</w:t>
+        <w:br/>
+      </w:r>
+    </w:p>
+    <w:p>
+      <w:r>
+        <w:br/>
+        <w:t>根据内部财务模型测算，天开科技有限公司 在未来三年</w:t>
+        <w:br/>
+        <w:t>收入复合增长率预计可达到 20% 左右。</w:t>
         <w:br/>
         <w:t>该预测基于行业需求增长以及公司产能扩张计划。</w:t>
         <w:br/>
@@ -825,9 +1635,31 @@
     <w:p>
       <w:r>
         <w:br/>
+        <w:t>风险管理部认为，机器人 行业仍然面临若干</w:t>
+        <w:br/>
+        <w:t>不确定性因素，包括技术迭代风险、政策变化、</w:t>
+        <w:br/>
+        <w:t>以及市场竞争加剧等问题。</w:t>
+        <w:br/>
+      </w:r>
+    </w:p>
+    <w:p>
+      <w:r>
+        <w:br/>
+        <w:t>从产业链角度看，消费科技 行业主要由上游设备厂商、</w:t>
+        <w:br/>
+        <w:t>中游平台企业以及下游应用厂商组成。</w:t>
+        <w:br/>
+        <w:t>联通时科传媒有限公司 主要位于产业链的 下游 环节。</w:t>
+        <w:br/>
+      </w:r>
+    </w:p>
+    <w:p>
+      <w:r>
+        <w:br/>
         <w:t>华辰资本旗下的 HC AI Innovation Fund 在最近的资产配置会议中</w:t>
         <w:br/>
-        <w:t>讨论了 新能源 行业的投资机会，并对 鸿睿思博网络有限公司</w:t>
+        <w:t>讨论了 人工智能 行业的投资机会，并对 飞利信科技有限公司</w:t>
         <w:br/>
         <w:t>进行了重点评估。</w:t>
         <w:br/>
@@ -836,23 +1668,704 @@
     <w:p>
       <w:r>
         <w:br/>
-        <w:t>根据内部财务模型测算，创亿信息有限公司 在未来三年</w:t>
+        <w:t>华辰资本旗下的 HC Global Macro Fund 在最近的资产配置会议中</w:t>
         <w:br/>
-        <w:t>收入复合增长率预计可达到 12% 左右。</w:t>
+        <w:t>讨论了 医疗科技 行业的投资机会，并对 华成育卓科技有限公司</w:t>
         <w:br/>
-        <w:t>该预测基于行业需求增长以及公司产能扩张计划。</w:t>
+        <w:t>进行了重点评估。</w:t>
         <w:br/>
       </w:r>
     </w:p>
+    <w:tbl>
+      <w:tblPr>
+        <w:tblW w:type="auto" w:w="0"/>
+        <w:tblLook w:firstColumn="1" w:firstRow="1" w:lastColumn="0" w:lastRow="0" w:noHBand="0" w:noVBand="1" w:val="04A0"/>
+      </w:tblPr>
+      <w:tblGrid>
+        <w:gridCol w:w="2160"/>
+        <w:gridCol w:w="2160"/>
+        <w:gridCol w:w="2160"/>
+        <w:gridCol w:w="2160"/>
+      </w:tblGrid>
+      <w:tr>
+        <w:tc>
+          <w:tcPr>
+            <w:tcW w:type="dxa" w:w="2160"/>
+          </w:tcPr>
+          <w:p>
+            <w:r>
+              <w:t>公司</w:t>
+            </w:r>
+          </w:p>
+        </w:tc>
+        <w:tc>
+          <w:tcPr>
+            <w:tcW w:type="dxa" w:w="2160"/>
+          </w:tcPr>
+          <w:p>
+            <w:r>
+              <w:t>行业</w:t>
+            </w:r>
+          </w:p>
+        </w:tc>
+        <w:tc>
+          <w:tcPr>
+            <w:tcW w:type="dxa" w:w="2160"/>
+          </w:tcPr>
+          <w:p>
+            <w:r>
+              <w:t>市值</w:t>
+            </w:r>
+          </w:p>
+        </w:tc>
+        <w:tc>
+          <w:tcPr>
+            <w:tcW w:type="dxa" w:w="2160"/>
+          </w:tcPr>
+          <w:p>
+            <w:r>
+              <w:t>增长率</w:t>
+            </w:r>
+          </w:p>
+        </w:tc>
+      </w:tr>
+      <w:tr>
+        <w:tc>
+          <w:tcPr>
+            <w:tcW w:type="dxa" w:w="2160"/>
+          </w:tcPr>
+          <w:p>
+            <w:r>
+              <w:t>恩悌网络有限公司</w:t>
+            </w:r>
+          </w:p>
+        </w:tc>
+        <w:tc>
+          <w:tcPr>
+            <w:tcW w:type="dxa" w:w="2160"/>
+          </w:tcPr>
+          <w:p>
+            <w:r>
+              <w:t>新能源</w:t>
+            </w:r>
+          </w:p>
+        </w:tc>
+        <w:tc>
+          <w:tcPr>
+            <w:tcW w:type="dxa" w:w="2160"/>
+          </w:tcPr>
+          <w:p>
+            <w:r>
+              <w:t>783亿</w:t>
+            </w:r>
+          </w:p>
+        </w:tc>
+        <w:tc>
+          <w:tcPr>
+            <w:tcW w:type="dxa" w:w="2160"/>
+          </w:tcPr>
+          <w:p>
+            <w:r>
+              <w:t>5%</w:t>
+            </w:r>
+          </w:p>
+        </w:tc>
+      </w:tr>
+      <w:tr>
+        <w:tc>
+          <w:tcPr>
+            <w:tcW w:type="dxa" w:w="2160"/>
+          </w:tcPr>
+          <w:p>
+            <w:r>
+              <w:t>华泰通安网络有限公司</w:t>
+            </w:r>
+          </w:p>
+        </w:tc>
+        <w:tc>
+          <w:tcPr>
+            <w:tcW w:type="dxa" w:w="2160"/>
+          </w:tcPr>
+          <w:p>
+            <w:r>
+              <w:t>半导体</w:t>
+            </w:r>
+          </w:p>
+        </w:tc>
+        <w:tc>
+          <w:tcPr>
+            <w:tcW w:type="dxa" w:w="2160"/>
+          </w:tcPr>
+          <w:p>
+            <w:r>
+              <w:t>687亿</w:t>
+            </w:r>
+          </w:p>
+        </w:tc>
+        <w:tc>
+          <w:tcPr>
+            <w:tcW w:type="dxa" w:w="2160"/>
+          </w:tcPr>
+          <w:p>
+            <w:r>
+              <w:t>13%</w:t>
+            </w:r>
+          </w:p>
+        </w:tc>
+      </w:tr>
+      <w:tr>
+        <w:tc>
+          <w:tcPr>
+            <w:tcW w:type="dxa" w:w="2160"/>
+          </w:tcPr>
+          <w:p>
+            <w:r>
+              <w:t>信诚致远网络有限公司</w:t>
+            </w:r>
+          </w:p>
+        </w:tc>
+        <w:tc>
+          <w:tcPr>
+            <w:tcW w:type="dxa" w:w="2160"/>
+          </w:tcPr>
+          <w:p>
+            <w:r>
+              <w:t>半导体</w:t>
+            </w:r>
+          </w:p>
+        </w:tc>
+        <w:tc>
+          <w:tcPr>
+            <w:tcW w:type="dxa" w:w="2160"/>
+          </w:tcPr>
+          <w:p>
+            <w:r>
+              <w:t>664亿</w:t>
+            </w:r>
+          </w:p>
+        </w:tc>
+        <w:tc>
+          <w:tcPr>
+            <w:tcW w:type="dxa" w:w="2160"/>
+          </w:tcPr>
+          <w:p>
+            <w:r>
+              <w:t>27%</w:t>
+            </w:r>
+          </w:p>
+        </w:tc>
+      </w:tr>
+      <w:tr>
+        <w:tc>
+          <w:tcPr>
+            <w:tcW w:type="dxa" w:w="2160"/>
+          </w:tcPr>
+          <w:p>
+            <w:r>
+              <w:t>艾提科信科技有限公司</w:t>
+            </w:r>
+          </w:p>
+        </w:tc>
+        <w:tc>
+          <w:tcPr>
+            <w:tcW w:type="dxa" w:w="2160"/>
+          </w:tcPr>
+          <w:p>
+            <w:r>
+              <w:t>云计算</w:t>
+            </w:r>
+          </w:p>
+        </w:tc>
+        <w:tc>
+          <w:tcPr>
+            <w:tcW w:type="dxa" w:w="2160"/>
+          </w:tcPr>
+          <w:p>
+            <w:r>
+              <w:t>671亿</w:t>
+            </w:r>
+          </w:p>
+        </w:tc>
+        <w:tc>
+          <w:tcPr>
+            <w:tcW w:type="dxa" w:w="2160"/>
+          </w:tcPr>
+          <w:p>
+            <w:r>
+              <w:t>13%</w:t>
+            </w:r>
+          </w:p>
+        </w:tc>
+      </w:tr>
+      <w:tr>
+        <w:tc>
+          <w:tcPr>
+            <w:tcW w:type="dxa" w:w="2160"/>
+          </w:tcPr>
+          <w:p>
+            <w:r>
+              <w:t>惠派国际公司科技有限公司</w:t>
+            </w:r>
+          </w:p>
+        </w:tc>
+        <w:tc>
+          <w:tcPr>
+            <w:tcW w:type="dxa" w:w="2160"/>
+          </w:tcPr>
+          <w:p>
+            <w:r>
+              <w:t>人工智能</w:t>
+            </w:r>
+          </w:p>
+        </w:tc>
+        <w:tc>
+          <w:tcPr>
+            <w:tcW w:type="dxa" w:w="2160"/>
+          </w:tcPr>
+          <w:p>
+            <w:r>
+              <w:t>755亿</w:t>
+            </w:r>
+          </w:p>
+        </w:tc>
+        <w:tc>
+          <w:tcPr>
+            <w:tcW w:type="dxa" w:w="2160"/>
+          </w:tcPr>
+          <w:p>
+            <w:r>
+              <w:t>29%</w:t>
+            </w:r>
+          </w:p>
+        </w:tc>
+      </w:tr>
+      <w:tr>
+        <w:tc>
+          <w:tcPr>
+            <w:tcW w:type="dxa" w:w="2160"/>
+          </w:tcPr>
+          <w:p>
+            <w:r>
+              <w:t>飞海科技传媒有限公司</w:t>
+            </w:r>
+          </w:p>
+        </w:tc>
+        <w:tc>
+          <w:tcPr>
+            <w:tcW w:type="dxa" w:w="2160"/>
+          </w:tcPr>
+          <w:p>
+            <w:r>
+              <w:t>消费科技</w:t>
+            </w:r>
+          </w:p>
+        </w:tc>
+        <w:tc>
+          <w:tcPr>
+            <w:tcW w:type="dxa" w:w="2160"/>
+          </w:tcPr>
+          <w:p>
+            <w:r>
+              <w:t>587亿</w:t>
+            </w:r>
+          </w:p>
+        </w:tc>
+        <w:tc>
+          <w:tcPr>
+            <w:tcW w:type="dxa" w:w="2160"/>
+          </w:tcPr>
+          <w:p>
+            <w:r>
+              <w:t>8%</w:t>
+            </w:r>
+          </w:p>
+        </w:tc>
+      </w:tr>
+      <w:tr>
+        <w:tc>
+          <w:tcPr>
+            <w:tcW w:type="dxa" w:w="2160"/>
+          </w:tcPr>
+          <w:p>
+            <w:r>
+              <w:t>明腾传媒有限公司</w:t>
+            </w:r>
+          </w:p>
+        </w:tc>
+        <w:tc>
+          <w:tcPr>
+            <w:tcW w:type="dxa" w:w="2160"/>
+          </w:tcPr>
+          <w:p>
+            <w:r>
+              <w:t>人工智能</w:t>
+            </w:r>
+          </w:p>
+        </w:tc>
+        <w:tc>
+          <w:tcPr>
+            <w:tcW w:type="dxa" w:w="2160"/>
+          </w:tcPr>
+          <w:p>
+            <w:r>
+              <w:t>405亿</w:t>
+            </w:r>
+          </w:p>
+        </w:tc>
+        <w:tc>
+          <w:tcPr>
+            <w:tcW w:type="dxa" w:w="2160"/>
+          </w:tcPr>
+          <w:p>
+            <w:r>
+              <w:t>9%</w:t>
+            </w:r>
+          </w:p>
+        </w:tc>
+      </w:tr>
+      <w:tr>
+        <w:tc>
+          <w:tcPr>
+            <w:tcW w:type="dxa" w:w="2160"/>
+          </w:tcPr>
+          <w:p>
+            <w:r>
+              <w:t>图龙信息传媒有限公司</w:t>
+            </w:r>
+          </w:p>
+        </w:tc>
+        <w:tc>
+          <w:tcPr>
+            <w:tcW w:type="dxa" w:w="2160"/>
+          </w:tcPr>
+          <w:p>
+            <w:r>
+              <w:t>机器人</w:t>
+            </w:r>
+          </w:p>
+        </w:tc>
+        <w:tc>
+          <w:tcPr>
+            <w:tcW w:type="dxa" w:w="2160"/>
+          </w:tcPr>
+          <w:p>
+            <w:r>
+              <w:t>529亿</w:t>
+            </w:r>
+          </w:p>
+        </w:tc>
+        <w:tc>
+          <w:tcPr>
+            <w:tcW w:type="dxa" w:w="2160"/>
+          </w:tcPr>
+          <w:p>
+            <w:r>
+              <w:t>18%</w:t>
+            </w:r>
+          </w:p>
+        </w:tc>
+      </w:tr>
+      <w:tr>
+        <w:tc>
+          <w:tcPr>
+            <w:tcW w:type="dxa" w:w="2160"/>
+          </w:tcPr>
+          <w:p>
+            <w:r>
+              <w:t>天开科技有限公司</w:t>
+            </w:r>
+          </w:p>
+        </w:tc>
+        <w:tc>
+          <w:tcPr>
+            <w:tcW w:type="dxa" w:w="2160"/>
+          </w:tcPr>
+          <w:p>
+            <w:r>
+              <w:t>消费科技</w:t>
+            </w:r>
+          </w:p>
+        </w:tc>
+        <w:tc>
+          <w:tcPr>
+            <w:tcW w:type="dxa" w:w="2160"/>
+          </w:tcPr>
+          <w:p>
+            <w:r>
+              <w:t>396亿</w:t>
+            </w:r>
+          </w:p>
+        </w:tc>
+        <w:tc>
+          <w:tcPr>
+            <w:tcW w:type="dxa" w:w="2160"/>
+          </w:tcPr>
+          <w:p>
+            <w:r>
+              <w:t>22%</w:t>
+            </w:r>
+          </w:p>
+        </w:tc>
+      </w:tr>
+      <w:tr>
+        <w:tc>
+          <w:tcPr>
+            <w:tcW w:type="dxa" w:w="2160"/>
+          </w:tcPr>
+          <w:p>
+            <w:r>
+              <w:t>九方传媒有限公司</w:t>
+            </w:r>
+          </w:p>
+        </w:tc>
+        <w:tc>
+          <w:tcPr>
+            <w:tcW w:type="dxa" w:w="2160"/>
+          </w:tcPr>
+          <w:p>
+            <w:r>
+              <w:t>医疗科技</w:t>
+            </w:r>
+          </w:p>
+        </w:tc>
+        <w:tc>
+          <w:tcPr>
+            <w:tcW w:type="dxa" w:w="2160"/>
+          </w:tcPr>
+          <w:p>
+            <w:r>
+              <w:t>746亿</w:t>
+            </w:r>
+          </w:p>
+        </w:tc>
+        <w:tc>
+          <w:tcPr>
+            <w:tcW w:type="dxa" w:w="2160"/>
+          </w:tcPr>
+          <w:p>
+            <w:r>
+              <w:t>24%</w:t>
+            </w:r>
+          </w:p>
+        </w:tc>
+      </w:tr>
+      <w:tr>
+        <w:tc>
+          <w:tcPr>
+            <w:tcW w:type="dxa" w:w="2160"/>
+          </w:tcPr>
+          <w:p>
+            <w:r>
+              <w:t>巨奥传媒有限公司</w:t>
+            </w:r>
+          </w:p>
+        </w:tc>
+        <w:tc>
+          <w:tcPr>
+            <w:tcW w:type="dxa" w:w="2160"/>
+          </w:tcPr>
+          <w:p>
+            <w:r>
+              <w:t>人工智能</w:t>
+            </w:r>
+          </w:p>
+        </w:tc>
+        <w:tc>
+          <w:tcPr>
+            <w:tcW w:type="dxa" w:w="2160"/>
+          </w:tcPr>
+          <w:p>
+            <w:r>
+              <w:t>670亿</w:t>
+            </w:r>
+          </w:p>
+        </w:tc>
+        <w:tc>
+          <w:tcPr>
+            <w:tcW w:type="dxa" w:w="2160"/>
+          </w:tcPr>
+          <w:p>
+            <w:r>
+              <w:t>14%</w:t>
+            </w:r>
+          </w:p>
+        </w:tc>
+      </w:tr>
+      <w:tr>
+        <w:tc>
+          <w:tcPr>
+            <w:tcW w:type="dxa" w:w="2160"/>
+          </w:tcPr>
+          <w:p>
+            <w:r>
+              <w:t>创汇传媒有限公司</w:t>
+            </w:r>
+          </w:p>
+        </w:tc>
+        <w:tc>
+          <w:tcPr>
+            <w:tcW w:type="dxa" w:w="2160"/>
+          </w:tcPr>
+          <w:p>
+            <w:r>
+              <w:t>新能源</w:t>
+            </w:r>
+          </w:p>
+        </w:tc>
+        <w:tc>
+          <w:tcPr>
+            <w:tcW w:type="dxa" w:w="2160"/>
+          </w:tcPr>
+          <w:p>
+            <w:r>
+              <w:t>761亿</w:t>
+            </w:r>
+          </w:p>
+        </w:tc>
+        <w:tc>
+          <w:tcPr>
+            <w:tcW w:type="dxa" w:w="2160"/>
+          </w:tcPr>
+          <w:p>
+            <w:r>
+              <w:t>14%</w:t>
+            </w:r>
+          </w:p>
+        </w:tc>
+      </w:tr>
+      <w:tr>
+        <w:tc>
+          <w:tcPr>
+            <w:tcW w:type="dxa" w:w="2160"/>
+          </w:tcPr>
+          <w:p>
+            <w:r>
+              <w:t>创汇传媒有限公司</w:t>
+            </w:r>
+          </w:p>
+        </w:tc>
+        <w:tc>
+          <w:tcPr>
+            <w:tcW w:type="dxa" w:w="2160"/>
+          </w:tcPr>
+          <w:p>
+            <w:r>
+              <w:t>新能源</w:t>
+            </w:r>
+          </w:p>
+        </w:tc>
+        <w:tc>
+          <w:tcPr>
+            <w:tcW w:type="dxa" w:w="2160"/>
+          </w:tcPr>
+          <w:p>
+            <w:r>
+              <w:t>133亿</w:t>
+            </w:r>
+          </w:p>
+        </w:tc>
+        <w:tc>
+          <w:tcPr>
+            <w:tcW w:type="dxa" w:w="2160"/>
+          </w:tcPr>
+          <w:p>
+            <w:r>
+              <w:t>18%</w:t>
+            </w:r>
+          </w:p>
+        </w:tc>
+      </w:tr>
+      <w:tr>
+        <w:tc>
+          <w:tcPr>
+            <w:tcW w:type="dxa" w:w="2160"/>
+          </w:tcPr>
+          <w:p>
+            <w:r>
+              <w:t>天开科技有限公司</w:t>
+            </w:r>
+          </w:p>
+        </w:tc>
+        <w:tc>
+          <w:tcPr>
+            <w:tcW w:type="dxa" w:w="2160"/>
+          </w:tcPr>
+          <w:p>
+            <w:r>
+              <w:t>消费科技</w:t>
+            </w:r>
+          </w:p>
+        </w:tc>
+        <w:tc>
+          <w:tcPr>
+            <w:tcW w:type="dxa" w:w="2160"/>
+          </w:tcPr>
+          <w:p>
+            <w:r>
+              <w:t>714亿</w:t>
+            </w:r>
+          </w:p>
+        </w:tc>
+        <w:tc>
+          <w:tcPr>
+            <w:tcW w:type="dxa" w:w="2160"/>
+          </w:tcPr>
+          <w:p>
+            <w:r>
+              <w:t>5%</w:t>
+            </w:r>
+          </w:p>
+        </w:tc>
+      </w:tr>
+      <w:tr>
+        <w:tc>
+          <w:tcPr>
+            <w:tcW w:type="dxa" w:w="2160"/>
+          </w:tcPr>
+          <w:p>
+            <w:r>
+              <w:t>精芯信息有限公司</w:t>
+            </w:r>
+          </w:p>
+        </w:tc>
+        <w:tc>
+          <w:tcPr>
+            <w:tcW w:type="dxa" w:w="2160"/>
+          </w:tcPr>
+          <w:p>
+            <w:r>
+              <w:t>半导体</w:t>
+            </w:r>
+          </w:p>
+        </w:tc>
+        <w:tc>
+          <w:tcPr>
+            <w:tcW w:type="dxa" w:w="2160"/>
+          </w:tcPr>
+          <w:p>
+            <w:r>
+              <w:t>131亿</w:t>
+            </w:r>
+          </w:p>
+        </w:tc>
+        <w:tc>
+          <w:tcPr>
+            <w:tcW w:type="dxa" w:w="2160"/>
+          </w:tcPr>
+          <w:p>
+            <w:r>
+              <w:t>14%</w:t>
+            </w:r>
+          </w:p>
+        </w:tc>
+      </w:tr>
+    </w:tbl>
     <w:p>
+      <w:pPr>
+        <w:pStyle w:val="Heading1"/>
+      </w:pPr>
       <w:r>
-        <w:br/>
-        <w:t>根据内部财务模型测算，迪摩科技有限公司 在未来三年</w:t>
-        <w:br/>
-        <w:t>收入复合增长率预计可达到 25% 左右。</w:t>
-        <w:br/>
-        <w:t>该预测基于行业需求增长以及公司产能扩张计划。</w:t>
-        <w:br/>
+        <w:t>行业分析 4</w:t>
       </w:r>
     </w:p>
     <w:p>
@@ -869,9 +2382,31 @@
     <w:p>
       <w:r>
         <w:br/>
-        <w:t>华辰资本旗下的 HC Alpha Growth Fund 在最近的资产配置会议中</w:t>
+        <w:t>风险管理部认为，消费科技 行业仍然面临若干</w:t>
         <w:br/>
-        <w:t>讨论了 半导体 行业的投资机会，并对 天益科技有限公司</w:t>
+        <w:t>不确定性因素，包括技术迭代风险、政策变化、</w:t>
+        <w:br/>
+        <w:t>以及市场竞争加剧等问题。</w:t>
+        <w:br/>
+      </w:r>
+    </w:p>
+    <w:p>
+      <w:r>
+        <w:br/>
+        <w:t>风险管理部认为，消费科技 行业仍然面临若干</w:t>
+        <w:br/>
+        <w:t>不确定性因素，包括技术迭代风险、政策变化、</w:t>
+        <w:br/>
+        <w:t>以及市场竞争加剧等问题。</w:t>
+        <w:br/>
+      </w:r>
+    </w:p>
+    <w:p>
+      <w:r>
+        <w:br/>
+        <w:t>华辰资本旗下的 HC Energy Transition Fund 在最近的资产配置会议中</w:t>
+        <w:br/>
+        <w:t>讨论了 医疗科技 行业的投资机会，并对 迪摩信息有限公司</w:t>
         <w:br/>
         <w:t>进行了重点评估。</w:t>
         <w:br/>
@@ -880,13 +2415,44 @@
     <w:p>
       <w:r>
         <w:br/>
-        <w:t>立信电子网络有限公司 是中国 云计算 行业的重要企业之一。</w:t>
+        <w:t>风险管理部认为，人工智能 行业仍然面临若干</w:t>
         <w:br/>
-        <w:t>根据华辰资本 风险管理部 的研究，该公司成立于 2009 年，</w:t>
+        <w:t>不确定性因素，包括技术迭代风险、政策变化、</w:t>
         <w:br/>
-        <w:t>目前员工规模约 5145 人。公司近年来持续加大研发投入，</w:t>
+        <w:t>以及市场竞争加剧等问题。</w:t>
         <w:br/>
-        <w:t>在核心技术方面形成了较强的竞争壁垒。</w:t>
+      </w:r>
+    </w:p>
+    <w:p>
+      <w:r>
+        <w:br/>
+        <w:t>从产业链角度看，半导体 行业主要由上游设备厂商、</w:t>
+        <w:br/>
+        <w:t>中游平台企业以及下游应用厂商组成。</w:t>
+        <w:br/>
+        <w:t>信诚致远网络有限公司 主要位于产业链的 下游 环节。</w:t>
+        <w:br/>
+      </w:r>
+    </w:p>
+    <w:p>
+      <w:r>
+        <w:br/>
+        <w:t>根据内部财务模型测算，信诚致远科技有限公司 在未来三年</w:t>
+        <w:br/>
+        <w:t>收入复合增长率预计可达到 24% 左右。</w:t>
+        <w:br/>
+        <w:t>该预测基于行业需求增长以及公司产能扩张计划。</w:t>
+        <w:br/>
+      </w:r>
+    </w:p>
+    <w:p>
+      <w:r>
+        <w:br/>
+        <w:t>华辰资本旗下的 HC Quant Arbitrage Fund 在最近的资产配置会议中</w:t>
+        <w:br/>
+        <w:t>讨论了 半导体 行业的投资机会，并对 联软网络有限公司</w:t>
+        <w:br/>
+        <w:t>进行了重点评估。</w:t>
         <w:br/>
       </w:r>
     </w:p>
@@ -950,37 +2516,37 @@
           </w:tcPr>
           <w:p>
             <w:r>
-              <w:t>雨林木风计算机科技有限公司</w:t>
-            </w:r>
-          </w:p>
-        </w:tc>
-        <w:tc>
-          <w:tcPr>
-            <w:tcW w:type="dxa" w:w="2160"/>
-          </w:tcPr>
-          <w:p>
-            <w:r>
-              <w:t>人工智能</w:t>
-            </w:r>
-          </w:p>
-        </w:tc>
-        <w:tc>
-          <w:tcPr>
-            <w:tcW w:type="dxa" w:w="2160"/>
-          </w:tcPr>
-          <w:p>
-            <w:r>
-              <w:t>305亿</w:t>
-            </w:r>
-          </w:p>
-        </w:tc>
-        <w:tc>
-          <w:tcPr>
-            <w:tcW w:type="dxa" w:w="2160"/>
-          </w:tcPr>
-          <w:p>
-            <w:r>
-              <w:t>20%</w:t>
+              <w:t>九方传媒有限公司</w:t>
+            </w:r>
+          </w:p>
+        </w:tc>
+        <w:tc>
+          <w:tcPr>
+            <w:tcW w:type="dxa" w:w="2160"/>
+          </w:tcPr>
+          <w:p>
+            <w:r>
+              <w:t>医疗科技</w:t>
+            </w:r>
+          </w:p>
+        </w:tc>
+        <w:tc>
+          <w:tcPr>
+            <w:tcW w:type="dxa" w:w="2160"/>
+          </w:tcPr>
+          <w:p>
+            <w:r>
+              <w:t>248亿</w:t>
+            </w:r>
+          </w:p>
+        </w:tc>
+        <w:tc>
+          <w:tcPr>
+            <w:tcW w:type="dxa" w:w="2160"/>
+          </w:tcPr>
+          <w:p>
+            <w:r>
+              <w:t>10%</w:t>
             </w:r>
           </w:p>
         </w:tc>
@@ -992,37 +2558,37 @@
           </w:tcPr>
           <w:p>
             <w:r>
-              <w:t>东方峻景传媒有限公司</w:t>
-            </w:r>
-          </w:p>
-        </w:tc>
-        <w:tc>
-          <w:tcPr>
-            <w:tcW w:type="dxa" w:w="2160"/>
-          </w:tcPr>
-          <w:p>
-            <w:r>
-              <w:t>新能源</w:t>
-            </w:r>
-          </w:p>
-        </w:tc>
-        <w:tc>
-          <w:tcPr>
-            <w:tcW w:type="dxa" w:w="2160"/>
-          </w:tcPr>
-          <w:p>
-            <w:r>
-              <w:t>781亿</w:t>
-            </w:r>
-          </w:p>
-        </w:tc>
-        <w:tc>
-          <w:tcPr>
-            <w:tcW w:type="dxa" w:w="2160"/>
-          </w:tcPr>
-          <w:p>
-            <w:r>
-              <w:t>28%</w:t>
+              <w:t>飞利信科技有限公司</w:t>
+            </w:r>
+          </w:p>
+        </w:tc>
+        <w:tc>
+          <w:tcPr>
+            <w:tcW w:type="dxa" w:w="2160"/>
+          </w:tcPr>
+          <w:p>
+            <w:r>
+              <w:t>人工智能</w:t>
+            </w:r>
+          </w:p>
+        </w:tc>
+        <w:tc>
+          <w:tcPr>
+            <w:tcW w:type="dxa" w:w="2160"/>
+          </w:tcPr>
+          <w:p>
+            <w:r>
+              <w:t>732亿</w:t>
+            </w:r>
+          </w:p>
+        </w:tc>
+        <w:tc>
+          <w:tcPr>
+            <w:tcW w:type="dxa" w:w="2160"/>
+          </w:tcPr>
+          <w:p>
+            <w:r>
+              <w:t>18%</w:t>
             </w:r>
           </w:p>
         </w:tc>
@@ -1034,37 +2600,37 @@
           </w:tcPr>
           <w:p>
             <w:r>
-              <w:t>昂歌信息科技有限公司</w:t>
-            </w:r>
-          </w:p>
-        </w:tc>
-        <w:tc>
-          <w:tcPr>
-            <w:tcW w:type="dxa" w:w="2160"/>
-          </w:tcPr>
-          <w:p>
-            <w:r>
-              <w:t>消费科技</w:t>
-            </w:r>
-          </w:p>
-        </w:tc>
-        <w:tc>
-          <w:tcPr>
-            <w:tcW w:type="dxa" w:w="2160"/>
-          </w:tcPr>
-          <w:p>
-            <w:r>
-              <w:t>235亿</w:t>
-            </w:r>
-          </w:p>
-        </w:tc>
-        <w:tc>
-          <w:tcPr>
-            <w:tcW w:type="dxa" w:w="2160"/>
-          </w:tcPr>
-          <w:p>
-            <w:r>
-              <w:t>14%</w:t>
+              <w:t>戴硕电子网络有限公司</w:t>
+            </w:r>
+          </w:p>
+        </w:tc>
+        <w:tc>
+          <w:tcPr>
+            <w:tcW w:type="dxa" w:w="2160"/>
+          </w:tcPr>
+          <w:p>
+            <w:r>
+              <w:t>新能源</w:t>
+            </w:r>
+          </w:p>
+        </w:tc>
+        <w:tc>
+          <w:tcPr>
+            <w:tcW w:type="dxa" w:w="2160"/>
+          </w:tcPr>
+          <w:p>
+            <w:r>
+              <w:t>170亿</w:t>
+            </w:r>
+          </w:p>
+        </w:tc>
+        <w:tc>
+          <w:tcPr>
+            <w:tcW w:type="dxa" w:w="2160"/>
+          </w:tcPr>
+          <w:p>
+            <w:r>
+              <w:t>28%</w:t>
             </w:r>
           </w:p>
         </w:tc>
@@ -1076,7 +2642,7 @@
           </w:tcPr>
           <w:p>
             <w:r>
-              <w:t>精芯科技有限公司</w:t>
+              <w:t>泰麒麟网络有限公司</w:t>
             </w:r>
           </w:p>
         </w:tc>
@@ -1096,17 +2662,17 @@
           </w:tcPr>
           <w:p>
             <w:r>
-              <w:t>101亿</w:t>
-            </w:r>
-          </w:p>
-        </w:tc>
-        <w:tc>
-          <w:tcPr>
-            <w:tcW w:type="dxa" w:w="2160"/>
-          </w:tcPr>
-          <w:p>
-            <w:r>
-              <w:t>11%</w:t>
+              <w:t>403亿</w:t>
+            </w:r>
+          </w:p>
+        </w:tc>
+        <w:tc>
+          <w:tcPr>
+            <w:tcW w:type="dxa" w:w="2160"/>
+          </w:tcPr>
+          <w:p>
+            <w:r>
+              <w:t>15%</w:t>
             </w:r>
           </w:p>
         </w:tc>
@@ -1118,37 +2684,37 @@
           </w:tcPr>
           <w:p>
             <w:r>
-              <w:t>东方峻景传媒有限公司</w:t>
-            </w:r>
-          </w:p>
-        </w:tc>
-        <w:tc>
-          <w:tcPr>
-            <w:tcW w:type="dxa" w:w="2160"/>
-          </w:tcPr>
-          <w:p>
-            <w:r>
-              <w:t>新能源</w:t>
-            </w:r>
-          </w:p>
-        </w:tc>
-        <w:tc>
-          <w:tcPr>
-            <w:tcW w:type="dxa" w:w="2160"/>
-          </w:tcPr>
-          <w:p>
-            <w:r>
-              <w:t>269亿</w:t>
-            </w:r>
-          </w:p>
-        </w:tc>
-        <w:tc>
-          <w:tcPr>
-            <w:tcW w:type="dxa" w:w="2160"/>
-          </w:tcPr>
-          <w:p>
-            <w:r>
-              <w:t>26%</w:t>
+              <w:t>飞海科技传媒有限公司</w:t>
+            </w:r>
+          </w:p>
+        </w:tc>
+        <w:tc>
+          <w:tcPr>
+            <w:tcW w:type="dxa" w:w="2160"/>
+          </w:tcPr>
+          <w:p>
+            <w:r>
+              <w:t>消费科技</w:t>
+            </w:r>
+          </w:p>
+        </w:tc>
+        <w:tc>
+          <w:tcPr>
+            <w:tcW w:type="dxa" w:w="2160"/>
+          </w:tcPr>
+          <w:p>
+            <w:r>
+              <w:t>502亿</w:t>
+            </w:r>
+          </w:p>
+        </w:tc>
+        <w:tc>
+          <w:tcPr>
+            <w:tcW w:type="dxa" w:w="2160"/>
+          </w:tcPr>
+          <w:p>
+            <w:r>
+              <w:t>5%</w:t>
             </w:r>
           </w:p>
         </w:tc>
@@ -1160,37 +2726,37 @@
           </w:tcPr>
           <w:p>
             <w:r>
-              <w:t>东方峻景传媒有限公司</w:t>
-            </w:r>
-          </w:p>
-        </w:tc>
-        <w:tc>
-          <w:tcPr>
-            <w:tcW w:type="dxa" w:w="2160"/>
-          </w:tcPr>
-          <w:p>
-            <w:r>
-              <w:t>新能源</w:t>
-            </w:r>
-          </w:p>
-        </w:tc>
-        <w:tc>
-          <w:tcPr>
-            <w:tcW w:type="dxa" w:w="2160"/>
-          </w:tcPr>
-          <w:p>
-            <w:r>
-              <w:t>246亿</w:t>
-            </w:r>
-          </w:p>
-        </w:tc>
-        <w:tc>
-          <w:tcPr>
-            <w:tcW w:type="dxa" w:w="2160"/>
-          </w:tcPr>
-          <w:p>
-            <w:r>
-              <w:t>15%</w:t>
+              <w:t>通际名联网络有限公司</w:t>
+            </w:r>
+          </w:p>
+        </w:tc>
+        <w:tc>
+          <w:tcPr>
+            <w:tcW w:type="dxa" w:w="2160"/>
+          </w:tcPr>
+          <w:p>
+            <w:r>
+              <w:t>机器人</w:t>
+            </w:r>
+          </w:p>
+        </w:tc>
+        <w:tc>
+          <w:tcPr>
+            <w:tcW w:type="dxa" w:w="2160"/>
+          </w:tcPr>
+          <w:p>
+            <w:r>
+              <w:t>271亿</w:t>
+            </w:r>
+          </w:p>
+        </w:tc>
+        <w:tc>
+          <w:tcPr>
+            <w:tcW w:type="dxa" w:w="2160"/>
+          </w:tcPr>
+          <w:p>
+            <w:r>
+              <w:t>24%</w:t>
             </w:r>
           </w:p>
         </w:tc>
@@ -1202,37 +2768,37 @@
           </w:tcPr>
           <w:p>
             <w:r>
-              <w:t>昊嘉网络有限公司</w:t>
-            </w:r>
-          </w:p>
-        </w:tc>
-        <w:tc>
-          <w:tcPr>
-            <w:tcW w:type="dxa" w:w="2160"/>
-          </w:tcPr>
-          <w:p>
-            <w:r>
-              <w:t>新能源</w:t>
-            </w:r>
-          </w:p>
-        </w:tc>
-        <w:tc>
-          <w:tcPr>
-            <w:tcW w:type="dxa" w:w="2160"/>
-          </w:tcPr>
-          <w:p>
-            <w:r>
-              <w:t>257亿</w:t>
-            </w:r>
-          </w:p>
-        </w:tc>
-        <w:tc>
-          <w:tcPr>
-            <w:tcW w:type="dxa" w:w="2160"/>
-          </w:tcPr>
-          <w:p>
-            <w:r>
-              <w:t>12%</w:t>
+              <w:t>鑫博腾飞信息有限公司</w:t>
+            </w:r>
+          </w:p>
+        </w:tc>
+        <w:tc>
+          <w:tcPr>
+            <w:tcW w:type="dxa" w:w="2160"/>
+          </w:tcPr>
+          <w:p>
+            <w:r>
+              <w:t>消费科技</w:t>
+            </w:r>
+          </w:p>
+        </w:tc>
+        <w:tc>
+          <w:tcPr>
+            <w:tcW w:type="dxa" w:w="2160"/>
+          </w:tcPr>
+          <w:p>
+            <w:r>
+              <w:t>728亿</w:t>
+            </w:r>
+          </w:p>
+        </w:tc>
+        <w:tc>
+          <w:tcPr>
+            <w:tcW w:type="dxa" w:w="2160"/>
+          </w:tcPr>
+          <w:p>
+            <w:r>
+              <w:t>16%</w:t>
             </w:r>
           </w:p>
         </w:tc>
@@ -1244,37 +2810,37 @@
           </w:tcPr>
           <w:p>
             <w:r>
-              <w:t>快讯网络有限公司</w:t>
-            </w:r>
-          </w:p>
-        </w:tc>
-        <w:tc>
-          <w:tcPr>
-            <w:tcW w:type="dxa" w:w="2160"/>
-          </w:tcPr>
-          <w:p>
-            <w:r>
-              <w:t>新能源</w:t>
-            </w:r>
-          </w:p>
-        </w:tc>
-        <w:tc>
-          <w:tcPr>
-            <w:tcW w:type="dxa" w:w="2160"/>
-          </w:tcPr>
-          <w:p>
-            <w:r>
-              <w:t>359亿</w:t>
-            </w:r>
-          </w:p>
-        </w:tc>
-        <w:tc>
-          <w:tcPr>
-            <w:tcW w:type="dxa" w:w="2160"/>
-          </w:tcPr>
-          <w:p>
-            <w:r>
-              <w:t>10%</w:t>
+              <w:t>明腾传媒有限公司</w:t>
+            </w:r>
+          </w:p>
+        </w:tc>
+        <w:tc>
+          <w:tcPr>
+            <w:tcW w:type="dxa" w:w="2160"/>
+          </w:tcPr>
+          <w:p>
+            <w:r>
+              <w:t>人工智能</w:t>
+            </w:r>
+          </w:p>
+        </w:tc>
+        <w:tc>
+          <w:tcPr>
+            <w:tcW w:type="dxa" w:w="2160"/>
+          </w:tcPr>
+          <w:p>
+            <w:r>
+              <w:t>283亿</w:t>
+            </w:r>
+          </w:p>
+        </w:tc>
+        <w:tc>
+          <w:tcPr>
+            <w:tcW w:type="dxa" w:w="2160"/>
+          </w:tcPr>
+          <w:p>
+            <w:r>
+              <w:t>9%</w:t>
             </w:r>
           </w:p>
         </w:tc>
@@ -1286,37 +2852,37 @@
           </w:tcPr>
           <w:p>
             <w:r>
-              <w:t>九方网络有限公司</w:t>
-            </w:r>
-          </w:p>
-        </w:tc>
-        <w:tc>
-          <w:tcPr>
-            <w:tcW w:type="dxa" w:w="2160"/>
-          </w:tcPr>
-          <w:p>
-            <w:r>
-              <w:t>新能源</w:t>
-            </w:r>
-          </w:p>
-        </w:tc>
-        <w:tc>
-          <w:tcPr>
-            <w:tcW w:type="dxa" w:w="2160"/>
-          </w:tcPr>
-          <w:p>
-            <w:r>
-              <w:t>455亿</w:t>
-            </w:r>
-          </w:p>
-        </w:tc>
-        <w:tc>
-          <w:tcPr>
-            <w:tcW w:type="dxa" w:w="2160"/>
-          </w:tcPr>
-          <w:p>
-            <w:r>
-              <w:t>5%</w:t>
+              <w:t>华成育卓传媒有限公司</w:t>
+            </w:r>
+          </w:p>
+        </w:tc>
+        <w:tc>
+          <w:tcPr>
+            <w:tcW w:type="dxa" w:w="2160"/>
+          </w:tcPr>
+          <w:p>
+            <w:r>
+              <w:t>人工智能</w:t>
+            </w:r>
+          </w:p>
+        </w:tc>
+        <w:tc>
+          <w:tcPr>
+            <w:tcW w:type="dxa" w:w="2160"/>
+          </w:tcPr>
+          <w:p>
+            <w:r>
+              <w:t>375亿</w:t>
+            </w:r>
+          </w:p>
+        </w:tc>
+        <w:tc>
+          <w:tcPr>
+            <w:tcW w:type="dxa" w:w="2160"/>
+          </w:tcPr>
+          <w:p>
+            <w:r>
+              <w:t>17%</w:t>
             </w:r>
           </w:p>
         </w:tc>
@@ -1328,37 +2894,37 @@
           </w:tcPr>
           <w:p>
             <w:r>
-              <w:t>迪摩科技有限公司</w:t>
-            </w:r>
-          </w:p>
-        </w:tc>
-        <w:tc>
-          <w:tcPr>
-            <w:tcW w:type="dxa" w:w="2160"/>
-          </w:tcPr>
-          <w:p>
-            <w:r>
-              <w:t>人工智能</w:t>
-            </w:r>
-          </w:p>
-        </w:tc>
-        <w:tc>
-          <w:tcPr>
-            <w:tcW w:type="dxa" w:w="2160"/>
-          </w:tcPr>
-          <w:p>
-            <w:r>
-              <w:t>638亿</w:t>
-            </w:r>
-          </w:p>
-        </w:tc>
-        <w:tc>
-          <w:tcPr>
-            <w:tcW w:type="dxa" w:w="2160"/>
-          </w:tcPr>
-          <w:p>
-            <w:r>
-              <w:t>23%</w:t>
+              <w:t>浦华众城网络有限公司</w:t>
+            </w:r>
+          </w:p>
+        </w:tc>
+        <w:tc>
+          <w:tcPr>
+            <w:tcW w:type="dxa" w:w="2160"/>
+          </w:tcPr>
+          <w:p>
+            <w:r>
+              <w:t>新能源</w:t>
+            </w:r>
+          </w:p>
+        </w:tc>
+        <w:tc>
+          <w:tcPr>
+            <w:tcW w:type="dxa" w:w="2160"/>
+          </w:tcPr>
+          <w:p>
+            <w:r>
+              <w:t>359亿</w:t>
+            </w:r>
+          </w:p>
+        </w:tc>
+        <w:tc>
+          <w:tcPr>
+            <w:tcW w:type="dxa" w:w="2160"/>
+          </w:tcPr>
+          <w:p>
+            <w:r>
+              <w:t>28%</w:t>
             </w:r>
           </w:p>
         </w:tc>
@@ -1370,37 +2936,37 @@
           </w:tcPr>
           <w:p>
             <w:r>
-              <w:t>新宇龙信息传媒有限公司</w:t>
-            </w:r>
-          </w:p>
-        </w:tc>
-        <w:tc>
-          <w:tcPr>
-            <w:tcW w:type="dxa" w:w="2160"/>
-          </w:tcPr>
-          <w:p>
-            <w:r>
-              <w:t>机器人</w:t>
-            </w:r>
-          </w:p>
-        </w:tc>
-        <w:tc>
-          <w:tcPr>
-            <w:tcW w:type="dxa" w:w="2160"/>
-          </w:tcPr>
-          <w:p>
-            <w:r>
-              <w:t>406亿</w:t>
-            </w:r>
-          </w:p>
-        </w:tc>
-        <w:tc>
-          <w:tcPr>
-            <w:tcW w:type="dxa" w:w="2160"/>
-          </w:tcPr>
-          <w:p>
-            <w:r>
-              <w:t>14%</w:t>
+              <w:t>天开科技有限公司</w:t>
+            </w:r>
+          </w:p>
+        </w:tc>
+        <w:tc>
+          <w:tcPr>
+            <w:tcW w:type="dxa" w:w="2160"/>
+          </w:tcPr>
+          <w:p>
+            <w:r>
+              <w:t>消费科技</w:t>
+            </w:r>
+          </w:p>
+        </w:tc>
+        <w:tc>
+          <w:tcPr>
+            <w:tcW w:type="dxa" w:w="2160"/>
+          </w:tcPr>
+          <w:p>
+            <w:r>
+              <w:t>355亿</w:t>
+            </w:r>
+          </w:p>
+        </w:tc>
+        <w:tc>
+          <w:tcPr>
+            <w:tcW w:type="dxa" w:w="2160"/>
+          </w:tcPr>
+          <w:p>
+            <w:r>
+              <w:t>15%</w:t>
             </w:r>
           </w:p>
         </w:tc>
@@ -1412,37 +2978,37 @@
           </w:tcPr>
           <w:p>
             <w:r>
-              <w:t>创汇传媒有限公司</w:t>
-            </w:r>
-          </w:p>
-        </w:tc>
-        <w:tc>
-          <w:tcPr>
-            <w:tcW w:type="dxa" w:w="2160"/>
-          </w:tcPr>
-          <w:p>
-            <w:r>
-              <w:t>新能源</w:t>
-            </w:r>
-          </w:p>
-        </w:tc>
-        <w:tc>
-          <w:tcPr>
-            <w:tcW w:type="dxa" w:w="2160"/>
-          </w:tcPr>
-          <w:p>
-            <w:r>
-              <w:t>453亿</w:t>
-            </w:r>
-          </w:p>
-        </w:tc>
-        <w:tc>
-          <w:tcPr>
-            <w:tcW w:type="dxa" w:w="2160"/>
-          </w:tcPr>
-          <w:p>
-            <w:r>
-              <w:t>20%</w:t>
+              <w:t>毕博诚信息有限公司</w:t>
+            </w:r>
+          </w:p>
+        </w:tc>
+        <w:tc>
+          <w:tcPr>
+            <w:tcW w:type="dxa" w:w="2160"/>
+          </w:tcPr>
+          <w:p>
+            <w:r>
+              <w:t>机器人</w:t>
+            </w:r>
+          </w:p>
+        </w:tc>
+        <w:tc>
+          <w:tcPr>
+            <w:tcW w:type="dxa" w:w="2160"/>
+          </w:tcPr>
+          <w:p>
+            <w:r>
+              <w:t>194亿</w:t>
+            </w:r>
+          </w:p>
+        </w:tc>
+        <w:tc>
+          <w:tcPr>
+            <w:tcW w:type="dxa" w:w="2160"/>
+          </w:tcPr>
+          <w:p>
+            <w:r>
+              <w:t>16%</w:t>
             </w:r>
           </w:p>
         </w:tc>
@@ -1454,37 +3020,37 @@
           </w:tcPr>
           <w:p>
             <w:r>
-              <w:t>快讯网络有限公司</w:t>
-            </w:r>
-          </w:p>
-        </w:tc>
-        <w:tc>
-          <w:tcPr>
-            <w:tcW w:type="dxa" w:w="2160"/>
-          </w:tcPr>
-          <w:p>
-            <w:r>
-              <w:t>新能源</w:t>
-            </w:r>
-          </w:p>
-        </w:tc>
-        <w:tc>
-          <w:tcPr>
-            <w:tcW w:type="dxa" w:w="2160"/>
-          </w:tcPr>
-          <w:p>
-            <w:r>
-              <w:t>358亿</w:t>
-            </w:r>
-          </w:p>
-        </w:tc>
-        <w:tc>
-          <w:tcPr>
-            <w:tcW w:type="dxa" w:w="2160"/>
-          </w:tcPr>
-          <w:p>
-            <w:r>
-              <w:t>28%</w:t>
+              <w:t>天开科技有限公司</w:t>
+            </w:r>
+          </w:p>
+        </w:tc>
+        <w:tc>
+          <w:tcPr>
+            <w:tcW w:type="dxa" w:w="2160"/>
+          </w:tcPr>
+          <w:p>
+            <w:r>
+              <w:t>消费科技</w:t>
+            </w:r>
+          </w:p>
+        </w:tc>
+        <w:tc>
+          <w:tcPr>
+            <w:tcW w:type="dxa" w:w="2160"/>
+          </w:tcPr>
+          <w:p>
+            <w:r>
+              <w:t>518亿</w:t>
+            </w:r>
+          </w:p>
+        </w:tc>
+        <w:tc>
+          <w:tcPr>
+            <w:tcW w:type="dxa" w:w="2160"/>
+          </w:tcPr>
+          <w:p>
+            <w:r>
+              <w:t>21%</w:t>
             </w:r>
           </w:p>
         </w:tc>
@@ -1496,37 +3062,37 @@
           </w:tcPr>
           <w:p>
             <w:r>
-              <w:t>南康网络有限公司</w:t>
-            </w:r>
-          </w:p>
-        </w:tc>
-        <w:tc>
-          <w:tcPr>
-            <w:tcW w:type="dxa" w:w="2160"/>
-          </w:tcPr>
-          <w:p>
-            <w:r>
-              <w:t>消费科技</w:t>
-            </w:r>
-          </w:p>
-        </w:tc>
-        <w:tc>
-          <w:tcPr>
-            <w:tcW w:type="dxa" w:w="2160"/>
-          </w:tcPr>
-          <w:p>
-            <w:r>
-              <w:t>101亿</w:t>
-            </w:r>
-          </w:p>
-        </w:tc>
-        <w:tc>
-          <w:tcPr>
-            <w:tcW w:type="dxa" w:w="2160"/>
-          </w:tcPr>
-          <w:p>
-            <w:r>
-              <w:t>7%</w:t>
+              <w:t>飞利信科技有限公司</w:t>
+            </w:r>
+          </w:p>
+        </w:tc>
+        <w:tc>
+          <w:tcPr>
+            <w:tcW w:type="dxa" w:w="2160"/>
+          </w:tcPr>
+          <w:p>
+            <w:r>
+              <w:t>人工智能</w:t>
+            </w:r>
+          </w:p>
+        </w:tc>
+        <w:tc>
+          <w:tcPr>
+            <w:tcW w:type="dxa" w:w="2160"/>
+          </w:tcPr>
+          <w:p>
+            <w:r>
+              <w:t>574亿</w:t>
+            </w:r>
+          </w:p>
+        </w:tc>
+        <w:tc>
+          <w:tcPr>
+            <w:tcW w:type="dxa" w:w="2160"/>
+          </w:tcPr>
+          <w:p>
+            <w:r>
+              <w:t>25%</w:t>
             </w:r>
           </w:p>
         </w:tc>
@@ -1538,37 +3104,37 @@
           </w:tcPr>
           <w:p>
             <w:r>
-              <w:t>九方网络有限公司</w:t>
-            </w:r>
-          </w:p>
-        </w:tc>
-        <w:tc>
-          <w:tcPr>
-            <w:tcW w:type="dxa" w:w="2160"/>
-          </w:tcPr>
-          <w:p>
-            <w:r>
-              <w:t>新能源</w:t>
-            </w:r>
-          </w:p>
-        </w:tc>
-        <w:tc>
-          <w:tcPr>
-            <w:tcW w:type="dxa" w:w="2160"/>
-          </w:tcPr>
-          <w:p>
-            <w:r>
-              <w:t>436亿</w:t>
-            </w:r>
-          </w:p>
-        </w:tc>
-        <w:tc>
-          <w:tcPr>
-            <w:tcW w:type="dxa" w:w="2160"/>
-          </w:tcPr>
-          <w:p>
-            <w:r>
-              <w:t>30%</w:t>
+              <w:t>昊嘉科技有限公司</w:t>
+            </w:r>
+          </w:p>
+        </w:tc>
+        <w:tc>
+          <w:tcPr>
+            <w:tcW w:type="dxa" w:w="2160"/>
+          </w:tcPr>
+          <w:p>
+            <w:r>
+              <w:t>医疗科技</w:t>
+            </w:r>
+          </w:p>
+        </w:tc>
+        <w:tc>
+          <w:tcPr>
+            <w:tcW w:type="dxa" w:w="2160"/>
+          </w:tcPr>
+          <w:p>
+            <w:r>
+              <w:t>193亿</w:t>
+            </w:r>
+          </w:p>
+        </w:tc>
+        <w:tc>
+          <w:tcPr>
+            <w:tcW w:type="dxa" w:w="2160"/>
+          </w:tcPr>
+          <w:p>
+            <w:r>
+              <w:t>14%</w:t>
             </w:r>
           </w:p>
         </w:tc>
@@ -1579,15 +3145,39 @@
         <w:pStyle w:val="Heading1"/>
       </w:pPr>
       <w:r>
-        <w:t>行业分析 3</w:t>
+        <w:t>行业分析 5</w:t>
       </w:r>
     </w:p>
     <w:p>
       <w:r>
         <w:br/>
-        <w:t>华辰资本旗下的 HC Energy Transition Fund 在最近的资产配置会议中</w:t>
+        <w:t>信诚致远科技有限公司 是中国 云计算 行业的重要企业之一。</w:t>
         <w:br/>
-        <w:t>讨论了 人工智能 行业的投资机会，并对 雨林木风计算机科技有限公司</w:t>
+        <w:t>根据华辰资本 资产配置委员会 的研究，该公司成立于 2014 年，</w:t>
+        <w:br/>
+        <w:t>目前员工规模约 1360 人。公司近年来持续加大研发投入，</w:t>
+        <w:br/>
+        <w:t>在核心技术方面形成了较强的竞争壁垒。</w:t>
+        <w:br/>
+      </w:r>
+    </w:p>
+    <w:p>
+      <w:r>
+        <w:br/>
+        <w:t>华辰资本旗下的 HC Global Macro Fund 在最近的资产配置会议中</w:t>
+        <w:br/>
+        <w:t>讨论了 新能源 行业的投资机会，并对 富罳网络有限公司</w:t>
+        <w:br/>
+        <w:t>进行了重点评估。</w:t>
+        <w:br/>
+      </w:r>
+    </w:p>
+    <w:p>
+      <w:r>
+        <w:br/>
+        <w:t>华辰资本旗下的 HC Alpha Growth Fund 在最近的资产配置会议中</w:t>
+        <w:br/>
+        <w:t>讨论了 人工智能 行业的投资机会，并对 方正科技传媒有限公司</w:t>
         <w:br/>
         <w:t>进行了重点评估。</w:t>
         <w:br/>
@@ -1607,24 +3197,11 @@
     <w:p>
       <w:r>
         <w:br/>
-        <w:t>风险管理部认为，人工智能 行业仍然面临若干</w:t>
+        <w:t>华辰资本旗下的 HC Alpha Growth Fund 在最近的资产配置会议中</w:t>
         <w:br/>
-        <w:t>不确定性因素，包括技术迭代风险、政策变化、</w:t>
+        <w:t>讨论了 机器人 行业的投资机会，并对 图龙信息传媒有限公司</w:t>
         <w:br/>
-        <w:t>以及市场竞争加剧等问题。</w:t>
-        <w:br/>
-      </w:r>
-    </w:p>
-    <w:p>
-      <w:r>
-        <w:br/>
-        <w:t>九方网络有限公司 是中国 新能源 行业的重要企业之一。</w:t>
-        <w:br/>
-        <w:t>根据华辰资本 资产配置委员会 的研究，该公司成立于 2009 年，</w:t>
-        <w:br/>
-        <w:t>目前员工规模约 7967 人。公司近年来持续加大研发投入，</w:t>
-        <w:br/>
-        <w:t>在核心技术方面形成了较强的竞争壁垒。</w:t>
+        <w:t>进行了重点评估。</w:t>
         <w:br/>
       </w:r>
     </w:p>
@@ -1633,7 +3210,7 @@
         <w:br/>
         <w:t>华辰资本旗下的 HC AI Innovation Fund 在最近的资产配置会议中</w:t>
         <w:br/>
-        <w:t>讨论了 消费科技 行业的投资机会，并对 兰金电子网络有限公司</w:t>
+        <w:t>讨论了 医疗科技 行业的投资机会，并对 华成育卓科技有限公司</w:t>
         <w:br/>
         <w:t>进行了重点评估。</w:t>
         <w:br/>
@@ -1642,37 +3219,22 @@
     <w:p>
       <w:r>
         <w:br/>
-        <w:t>根据内部财务模型测算，东方峻景网络有限公司 在未来三年</w:t>
+        <w:t>从产业链角度看，机器人 行业主要由上游设备厂商、</w:t>
         <w:br/>
-        <w:t>收入复合增长率预计可达到 20% 左右。</w:t>
+        <w:t>中游平台企业以及下游应用厂商组成。</w:t>
         <w:br/>
-        <w:t>该预测基于行业需求增长以及公司产能扩张计划。</w:t>
+        <w:t>通际名联网络有限公司 主要位于产业链的 上游 环节。</w:t>
         <w:br/>
       </w:r>
     </w:p>
     <w:p>
       <w:r>
         <w:br/>
-        <w:t>和泰传媒有限公司 是中国 消费科技 行业的重要企业之一。</w:t>
+        <w:t>从产业链角度看，消费科技 行业主要由上游设备厂商、</w:t>
         <w:br/>
-        <w:t>根据华辰资本 量化研究部 的研究，该公司成立于 2020 年，</w:t>
+        <w:t>中游平台企业以及下游应用厂商组成。</w:t>
         <w:br/>
-        <w:t>目前员工规模约 7048 人。公司近年来持续加大研发投入，</w:t>
-        <w:br/>
-        <w:t>在核心技术方面形成了较强的竞争壁垒。</w:t>
-        <w:br/>
-      </w:r>
-    </w:p>
-    <w:p>
-      <w:r>
-        <w:br/>
-        <w:t>创亿信息有限公司 是中国 医疗科技 行业的重要企业之一。</w:t>
-        <w:br/>
-        <w:t>根据华辰资本 投资委员会 的研究，该公司成立于 2007 年，</w:t>
-        <w:br/>
-        <w:t>目前员工规模约 7601 人。公司近年来持续加大研发投入，</w:t>
-        <w:br/>
-        <w:t>在核心技术方面形成了较强的竞争壁垒。</w:t>
+        <w:t>飞海科技传媒有限公司 主要位于产业链的 中游 环节。</w:t>
         <w:br/>
       </w:r>
     </w:p>
@@ -1736,27 +3298,27 @@
           </w:tcPr>
           <w:p>
             <w:r>
-              <w:t>精芯科技有限公司</w:t>
-            </w:r>
-          </w:p>
-        </w:tc>
-        <w:tc>
-          <w:tcPr>
-            <w:tcW w:type="dxa" w:w="2160"/>
-          </w:tcPr>
-          <w:p>
-            <w:r>
-              <w:t>云计算</w:t>
-            </w:r>
-          </w:p>
-        </w:tc>
-        <w:tc>
-          <w:tcPr>
-            <w:tcW w:type="dxa" w:w="2160"/>
-          </w:tcPr>
-          <w:p>
-            <w:r>
-              <w:t>470亿</w:t>
+              <w:t>鑫博腾飞信息有限公司</w:t>
+            </w:r>
+          </w:p>
+        </w:tc>
+        <w:tc>
+          <w:tcPr>
+            <w:tcW w:type="dxa" w:w="2160"/>
+          </w:tcPr>
+          <w:p>
+            <w:r>
+              <w:t>消费科技</w:t>
+            </w:r>
+          </w:p>
+        </w:tc>
+        <w:tc>
+          <w:tcPr>
+            <w:tcW w:type="dxa" w:w="2160"/>
+          </w:tcPr>
+          <w:p>
+            <w:r>
+              <w:t>606亿</w:t>
             </w:r>
           </w:p>
         </w:tc>
@@ -1778,37 +3340,37 @@
           </w:tcPr>
           <w:p>
             <w:r>
-              <w:t>兰金电子网络有限公司</w:t>
-            </w:r>
-          </w:p>
-        </w:tc>
-        <w:tc>
-          <w:tcPr>
-            <w:tcW w:type="dxa" w:w="2160"/>
-          </w:tcPr>
-          <w:p>
-            <w:r>
-              <w:t>消费科技</w:t>
-            </w:r>
-          </w:p>
-        </w:tc>
-        <w:tc>
-          <w:tcPr>
-            <w:tcW w:type="dxa" w:w="2160"/>
-          </w:tcPr>
-          <w:p>
-            <w:r>
-              <w:t>187亿</w:t>
-            </w:r>
-          </w:p>
-        </w:tc>
-        <w:tc>
-          <w:tcPr>
-            <w:tcW w:type="dxa" w:w="2160"/>
-          </w:tcPr>
-          <w:p>
-            <w:r>
-              <w:t>17%</w:t>
+              <w:t>图龙信息传媒有限公司</w:t>
+            </w:r>
+          </w:p>
+        </w:tc>
+        <w:tc>
+          <w:tcPr>
+            <w:tcW w:type="dxa" w:w="2160"/>
+          </w:tcPr>
+          <w:p>
+            <w:r>
+              <w:t>机器人</w:t>
+            </w:r>
+          </w:p>
+        </w:tc>
+        <w:tc>
+          <w:tcPr>
+            <w:tcW w:type="dxa" w:w="2160"/>
+          </w:tcPr>
+          <w:p>
+            <w:r>
+              <w:t>659亿</w:t>
+            </w:r>
+          </w:p>
+        </w:tc>
+        <w:tc>
+          <w:tcPr>
+            <w:tcW w:type="dxa" w:w="2160"/>
+          </w:tcPr>
+          <w:p>
+            <w:r>
+              <w:t>11%</w:t>
             </w:r>
           </w:p>
         </w:tc>
@@ -1820,37 +3382,37 @@
           </w:tcPr>
           <w:p>
             <w:r>
-              <w:t>创亿网络有限公司</w:t>
-            </w:r>
-          </w:p>
-        </w:tc>
-        <w:tc>
-          <w:tcPr>
-            <w:tcW w:type="dxa" w:w="2160"/>
-          </w:tcPr>
-          <w:p>
-            <w:r>
-              <w:t>云计算</w:t>
-            </w:r>
-          </w:p>
-        </w:tc>
-        <w:tc>
-          <w:tcPr>
-            <w:tcW w:type="dxa" w:w="2160"/>
-          </w:tcPr>
-          <w:p>
-            <w:r>
-              <w:t>415亿</w:t>
-            </w:r>
-          </w:p>
-        </w:tc>
-        <w:tc>
-          <w:tcPr>
-            <w:tcW w:type="dxa" w:w="2160"/>
-          </w:tcPr>
-          <w:p>
-            <w:r>
-              <w:t>18%</w:t>
+              <w:t>富罳网络有限公司</w:t>
+            </w:r>
+          </w:p>
+        </w:tc>
+        <w:tc>
+          <w:tcPr>
+            <w:tcW w:type="dxa" w:w="2160"/>
+          </w:tcPr>
+          <w:p>
+            <w:r>
+              <w:t>新能源</w:t>
+            </w:r>
+          </w:p>
+        </w:tc>
+        <w:tc>
+          <w:tcPr>
+            <w:tcW w:type="dxa" w:w="2160"/>
+          </w:tcPr>
+          <w:p>
+            <w:r>
+              <w:t>139亿</w:t>
+            </w:r>
+          </w:p>
+        </w:tc>
+        <w:tc>
+          <w:tcPr>
+            <w:tcW w:type="dxa" w:w="2160"/>
+          </w:tcPr>
+          <w:p>
+            <w:r>
+              <w:t>6%</w:t>
             </w:r>
           </w:p>
         </w:tc>
@@ -1862,37 +3424,37 @@
           </w:tcPr>
           <w:p>
             <w:r>
-              <w:t>九方信息有限公司</w:t>
-            </w:r>
-          </w:p>
-        </w:tc>
-        <w:tc>
-          <w:tcPr>
-            <w:tcW w:type="dxa" w:w="2160"/>
-          </w:tcPr>
-          <w:p>
-            <w:r>
-              <w:t>新能源</w:t>
-            </w:r>
-          </w:p>
-        </w:tc>
-        <w:tc>
-          <w:tcPr>
-            <w:tcW w:type="dxa" w:w="2160"/>
-          </w:tcPr>
-          <w:p>
-            <w:r>
-              <w:t>559亿</w:t>
-            </w:r>
-          </w:p>
-        </w:tc>
-        <w:tc>
-          <w:tcPr>
-            <w:tcW w:type="dxa" w:w="2160"/>
-          </w:tcPr>
-          <w:p>
-            <w:r>
-              <w:t>7%</w:t>
+              <w:t>良诺科技有限公司</w:t>
+            </w:r>
+          </w:p>
+        </w:tc>
+        <w:tc>
+          <w:tcPr>
+            <w:tcW w:type="dxa" w:w="2160"/>
+          </w:tcPr>
+          <w:p>
+            <w:r>
+              <w:t>云计算</w:t>
+            </w:r>
+          </w:p>
+        </w:tc>
+        <w:tc>
+          <w:tcPr>
+            <w:tcW w:type="dxa" w:w="2160"/>
+          </w:tcPr>
+          <w:p>
+            <w:r>
+              <w:t>578亿</w:t>
+            </w:r>
+          </w:p>
+        </w:tc>
+        <w:tc>
+          <w:tcPr>
+            <w:tcW w:type="dxa" w:w="2160"/>
+          </w:tcPr>
+          <w:p>
+            <w:r>
+              <w:t>25%</w:t>
             </w:r>
           </w:p>
         </w:tc>
@@ -1904,37 +3466,37 @@
           </w:tcPr>
           <w:p>
             <w:r>
-              <w:t>兰金电子网络有限公司</w:t>
-            </w:r>
-          </w:p>
-        </w:tc>
-        <w:tc>
-          <w:tcPr>
-            <w:tcW w:type="dxa" w:w="2160"/>
-          </w:tcPr>
-          <w:p>
-            <w:r>
-              <w:t>消费科技</w:t>
-            </w:r>
-          </w:p>
-        </w:tc>
-        <w:tc>
-          <w:tcPr>
-            <w:tcW w:type="dxa" w:w="2160"/>
-          </w:tcPr>
-          <w:p>
-            <w:r>
-              <w:t>310亿</w:t>
-            </w:r>
-          </w:p>
-        </w:tc>
-        <w:tc>
-          <w:tcPr>
-            <w:tcW w:type="dxa" w:w="2160"/>
-          </w:tcPr>
-          <w:p>
-            <w:r>
-              <w:t>25%</w:t>
+              <w:t>精芯信息有限公司</w:t>
+            </w:r>
+          </w:p>
+        </w:tc>
+        <w:tc>
+          <w:tcPr>
+            <w:tcW w:type="dxa" w:w="2160"/>
+          </w:tcPr>
+          <w:p>
+            <w:r>
+              <w:t>半导体</w:t>
+            </w:r>
+          </w:p>
+        </w:tc>
+        <w:tc>
+          <w:tcPr>
+            <w:tcW w:type="dxa" w:w="2160"/>
+          </w:tcPr>
+          <w:p>
+            <w:r>
+              <w:t>735亿</w:t>
+            </w:r>
+          </w:p>
+        </w:tc>
+        <w:tc>
+          <w:tcPr>
+            <w:tcW w:type="dxa" w:w="2160"/>
+          </w:tcPr>
+          <w:p>
+            <w:r>
+              <w:t>22%</w:t>
             </w:r>
           </w:p>
         </w:tc>
@@ -1946,37 +3508,37 @@
           </w:tcPr>
           <w:p>
             <w:r>
-              <w:t>雨林木风计算机网络有限公司</w:t>
-            </w:r>
-          </w:p>
-        </w:tc>
-        <w:tc>
-          <w:tcPr>
-            <w:tcW w:type="dxa" w:w="2160"/>
-          </w:tcPr>
-          <w:p>
-            <w:r>
-              <w:t>医疗科技</w:t>
-            </w:r>
-          </w:p>
-        </w:tc>
-        <w:tc>
-          <w:tcPr>
-            <w:tcW w:type="dxa" w:w="2160"/>
-          </w:tcPr>
-          <w:p>
-            <w:r>
-              <w:t>775亿</w:t>
-            </w:r>
-          </w:p>
-        </w:tc>
-        <w:tc>
-          <w:tcPr>
-            <w:tcW w:type="dxa" w:w="2160"/>
-          </w:tcPr>
-          <w:p>
-            <w:r>
-              <w:t>30%</w:t>
+              <w:t>浦华众城网络有限公司</w:t>
+            </w:r>
+          </w:p>
+        </w:tc>
+        <w:tc>
+          <w:tcPr>
+            <w:tcW w:type="dxa" w:w="2160"/>
+          </w:tcPr>
+          <w:p>
+            <w:r>
+              <w:t>新能源</w:t>
+            </w:r>
+          </w:p>
+        </w:tc>
+        <w:tc>
+          <w:tcPr>
+            <w:tcW w:type="dxa" w:w="2160"/>
+          </w:tcPr>
+          <w:p>
+            <w:r>
+              <w:t>605亿</w:t>
+            </w:r>
+          </w:p>
+        </w:tc>
+        <w:tc>
+          <w:tcPr>
+            <w:tcW w:type="dxa" w:w="2160"/>
+          </w:tcPr>
+          <w:p>
+            <w:r>
+              <w:t>10%</w:t>
             </w:r>
           </w:p>
         </w:tc>
@@ -1988,7 +3550,7 @@
           </w:tcPr>
           <w:p>
             <w:r>
-              <w:t>兰金电子网络有限公司</w:t>
+              <w:t>方正科技信息有限公司</w:t>
             </w:r>
           </w:p>
         </w:tc>
@@ -2008,17 +3570,17 @@
           </w:tcPr>
           <w:p>
             <w:r>
-              <w:t>606亿</w:t>
-            </w:r>
-          </w:p>
-        </w:tc>
-        <w:tc>
-          <w:tcPr>
-            <w:tcW w:type="dxa" w:w="2160"/>
-          </w:tcPr>
-          <w:p>
-            <w:r>
-              <w:t>18%</w:t>
+              <w:t>405亿</w:t>
+            </w:r>
+          </w:p>
+        </w:tc>
+        <w:tc>
+          <w:tcPr>
+            <w:tcW w:type="dxa" w:w="2160"/>
+          </w:tcPr>
+          <w:p>
+            <w:r>
+              <w:t>25%</w:t>
             </w:r>
           </w:p>
         </w:tc>
@@ -2030,7 +3592,7 @@
           </w:tcPr>
           <w:p>
             <w:r>
-              <w:t>飞利信科技有限公司</w:t>
+              <w:t>富罳网络有限公司</w:t>
             </w:r>
           </w:p>
         </w:tc>
@@ -2050,17 +3612,17 @@
           </w:tcPr>
           <w:p>
             <w:r>
-              <w:t>603亿</w:t>
-            </w:r>
-          </w:p>
-        </w:tc>
-        <w:tc>
-          <w:tcPr>
-            <w:tcW w:type="dxa" w:w="2160"/>
-          </w:tcPr>
-          <w:p>
-            <w:r>
-              <w:t>23%</w:t>
+              <w:t>683亿</w:t>
+            </w:r>
+          </w:p>
+        </w:tc>
+        <w:tc>
+          <w:tcPr>
+            <w:tcW w:type="dxa" w:w="2160"/>
+          </w:tcPr>
+          <w:p>
+            <w:r>
+              <w:t>7%</w:t>
             </w:r>
           </w:p>
         </w:tc>
@@ -2072,7 +3634,7 @@
           </w:tcPr>
           <w:p>
             <w:r>
-              <w:t>创联世纪科技有限公司</w:t>
+              <w:t>九方传媒有限公司</w:t>
             </w:r>
           </w:p>
         </w:tc>
@@ -2092,17 +3654,17 @@
           </w:tcPr>
           <w:p>
             <w:r>
-              <w:t>664亿</w:t>
-            </w:r>
-          </w:p>
-        </w:tc>
-        <w:tc>
-          <w:tcPr>
-            <w:tcW w:type="dxa" w:w="2160"/>
-          </w:tcPr>
-          <w:p>
-            <w:r>
-              <w:t>12%</w:t>
+              <w:t>318亿</w:t>
+            </w:r>
+          </w:p>
+        </w:tc>
+        <w:tc>
+          <w:tcPr>
+            <w:tcW w:type="dxa" w:w="2160"/>
+          </w:tcPr>
+          <w:p>
+            <w:r>
+              <w:t>13%</w:t>
             </w:r>
           </w:p>
         </w:tc>
@@ -2114,37 +3676,37 @@
           </w:tcPr>
           <w:p>
             <w:r>
-              <w:t>鸿睿思博网络有限公司</w:t>
-            </w:r>
-          </w:p>
-        </w:tc>
-        <w:tc>
-          <w:tcPr>
-            <w:tcW w:type="dxa" w:w="2160"/>
-          </w:tcPr>
-          <w:p>
-            <w:r>
-              <w:t>新能源</w:t>
-            </w:r>
-          </w:p>
-        </w:tc>
-        <w:tc>
-          <w:tcPr>
-            <w:tcW w:type="dxa" w:w="2160"/>
-          </w:tcPr>
-          <w:p>
-            <w:r>
-              <w:t>130亿</w:t>
-            </w:r>
-          </w:p>
-        </w:tc>
-        <w:tc>
-          <w:tcPr>
-            <w:tcW w:type="dxa" w:w="2160"/>
-          </w:tcPr>
-          <w:p>
-            <w:r>
-              <w:t>18%</w:t>
+              <w:t>迪摩信息有限公司</w:t>
+            </w:r>
+          </w:p>
+        </w:tc>
+        <w:tc>
+          <w:tcPr>
+            <w:tcW w:type="dxa" w:w="2160"/>
+          </w:tcPr>
+          <w:p>
+            <w:r>
+              <w:t>医疗科技</w:t>
+            </w:r>
+          </w:p>
+        </w:tc>
+        <w:tc>
+          <w:tcPr>
+            <w:tcW w:type="dxa" w:w="2160"/>
+          </w:tcPr>
+          <w:p>
+            <w:r>
+              <w:t>771亿</w:t>
+            </w:r>
+          </w:p>
+        </w:tc>
+        <w:tc>
+          <w:tcPr>
+            <w:tcW w:type="dxa" w:w="2160"/>
+          </w:tcPr>
+          <w:p>
+            <w:r>
+              <w:t>7%</w:t>
             </w:r>
           </w:p>
         </w:tc>
@@ -2156,37 +3718,37 @@
           </w:tcPr>
           <w:p>
             <w:r>
-              <w:t>富罳信息有限公司</w:t>
-            </w:r>
-          </w:p>
-        </w:tc>
-        <w:tc>
-          <w:tcPr>
-            <w:tcW w:type="dxa" w:w="2160"/>
-          </w:tcPr>
-          <w:p>
-            <w:r>
-              <w:t>医疗科技</w:t>
-            </w:r>
-          </w:p>
-        </w:tc>
-        <w:tc>
-          <w:tcPr>
-            <w:tcW w:type="dxa" w:w="2160"/>
-          </w:tcPr>
-          <w:p>
-            <w:r>
-              <w:t>523亿</w:t>
-            </w:r>
-          </w:p>
-        </w:tc>
-        <w:tc>
-          <w:tcPr>
-            <w:tcW w:type="dxa" w:w="2160"/>
-          </w:tcPr>
-          <w:p>
-            <w:r>
-              <w:t>22%</w:t>
+              <w:t>信诚致远科技有限公司</w:t>
+            </w:r>
+          </w:p>
+        </w:tc>
+        <w:tc>
+          <w:tcPr>
+            <w:tcW w:type="dxa" w:w="2160"/>
+          </w:tcPr>
+          <w:p>
+            <w:r>
+              <w:t>云计算</w:t>
+            </w:r>
+          </w:p>
+        </w:tc>
+        <w:tc>
+          <w:tcPr>
+            <w:tcW w:type="dxa" w:w="2160"/>
+          </w:tcPr>
+          <w:p>
+            <w:r>
+              <w:t>199亿</w:t>
+            </w:r>
+          </w:p>
+        </w:tc>
+        <w:tc>
+          <w:tcPr>
+            <w:tcW w:type="dxa" w:w="2160"/>
+          </w:tcPr>
+          <w:p>
+            <w:r>
+              <w:t>6%</w:t>
             </w:r>
           </w:p>
         </w:tc>
@@ -2198,37 +3760,37 @@
           </w:tcPr>
           <w:p>
             <w:r>
-              <w:t>创亿网络有限公司</w:t>
-            </w:r>
-          </w:p>
-        </w:tc>
-        <w:tc>
-          <w:tcPr>
-            <w:tcW w:type="dxa" w:w="2160"/>
-          </w:tcPr>
-          <w:p>
-            <w:r>
-              <w:t>云计算</w:t>
-            </w:r>
-          </w:p>
-        </w:tc>
-        <w:tc>
-          <w:tcPr>
-            <w:tcW w:type="dxa" w:w="2160"/>
-          </w:tcPr>
-          <w:p>
-            <w:r>
-              <w:t>294亿</w:t>
-            </w:r>
-          </w:p>
-        </w:tc>
-        <w:tc>
-          <w:tcPr>
-            <w:tcW w:type="dxa" w:w="2160"/>
-          </w:tcPr>
-          <w:p>
-            <w:r>
-              <w:t>5%</w:t>
+              <w:t>通际名联科技有限公司</w:t>
+            </w:r>
+          </w:p>
+        </w:tc>
+        <w:tc>
+          <w:tcPr>
+            <w:tcW w:type="dxa" w:w="2160"/>
+          </w:tcPr>
+          <w:p>
+            <w:r>
+              <w:t>人工智能</w:t>
+            </w:r>
+          </w:p>
+        </w:tc>
+        <w:tc>
+          <w:tcPr>
+            <w:tcW w:type="dxa" w:w="2160"/>
+          </w:tcPr>
+          <w:p>
+            <w:r>
+              <w:t>147亿</w:t>
+            </w:r>
+          </w:p>
+        </w:tc>
+        <w:tc>
+          <w:tcPr>
+            <w:tcW w:type="dxa" w:w="2160"/>
+          </w:tcPr>
+          <w:p>
+            <w:r>
+              <w:t>26%</w:t>
             </w:r>
           </w:p>
         </w:tc>
@@ -2240,37 +3802,37 @@
           </w:tcPr>
           <w:p>
             <w:r>
-              <w:t>创亿信息有限公司</w:t>
-            </w:r>
-          </w:p>
-        </w:tc>
-        <w:tc>
-          <w:tcPr>
-            <w:tcW w:type="dxa" w:w="2160"/>
-          </w:tcPr>
-          <w:p>
-            <w:r>
-              <w:t>医疗科技</w:t>
-            </w:r>
-          </w:p>
-        </w:tc>
-        <w:tc>
-          <w:tcPr>
-            <w:tcW w:type="dxa" w:w="2160"/>
-          </w:tcPr>
-          <w:p>
-            <w:r>
-              <w:t>643亿</w:t>
-            </w:r>
-          </w:p>
-        </w:tc>
-        <w:tc>
-          <w:tcPr>
-            <w:tcW w:type="dxa" w:w="2160"/>
-          </w:tcPr>
-          <w:p>
-            <w:r>
-              <w:t>29%</w:t>
+              <w:t>创联世纪信息有限公司</w:t>
+            </w:r>
+          </w:p>
+        </w:tc>
+        <w:tc>
+          <w:tcPr>
+            <w:tcW w:type="dxa" w:w="2160"/>
+          </w:tcPr>
+          <w:p>
+            <w:r>
+              <w:t>云计算</w:t>
+            </w:r>
+          </w:p>
+        </w:tc>
+        <w:tc>
+          <w:tcPr>
+            <w:tcW w:type="dxa" w:w="2160"/>
+          </w:tcPr>
+          <w:p>
+            <w:r>
+              <w:t>155亿</w:t>
+            </w:r>
+          </w:p>
+        </w:tc>
+        <w:tc>
+          <w:tcPr>
+            <w:tcW w:type="dxa" w:w="2160"/>
+          </w:tcPr>
+          <w:p>
+            <w:r>
+              <w:t>27%</w:t>
             </w:r>
           </w:p>
         </w:tc>
@@ -2282,37 +3844,37 @@
           </w:tcPr>
           <w:p>
             <w:r>
-              <w:t>立信电子网络有限公司</w:t>
-            </w:r>
-          </w:p>
-        </w:tc>
-        <w:tc>
-          <w:tcPr>
-            <w:tcW w:type="dxa" w:w="2160"/>
-          </w:tcPr>
-          <w:p>
-            <w:r>
-              <w:t>云计算</w:t>
-            </w:r>
-          </w:p>
-        </w:tc>
-        <w:tc>
-          <w:tcPr>
-            <w:tcW w:type="dxa" w:w="2160"/>
-          </w:tcPr>
-          <w:p>
-            <w:r>
-              <w:t>552亿</w:t>
-            </w:r>
-          </w:p>
-        </w:tc>
-        <w:tc>
-          <w:tcPr>
-            <w:tcW w:type="dxa" w:w="2160"/>
-          </w:tcPr>
-          <w:p>
-            <w:r>
-              <w:t>6%</w:t>
+              <w:t>天开科技有限公司</w:t>
+            </w:r>
+          </w:p>
+        </w:tc>
+        <w:tc>
+          <w:tcPr>
+            <w:tcW w:type="dxa" w:w="2160"/>
+          </w:tcPr>
+          <w:p>
+            <w:r>
+              <w:t>消费科技</w:t>
+            </w:r>
+          </w:p>
+        </w:tc>
+        <w:tc>
+          <w:tcPr>
+            <w:tcW w:type="dxa" w:w="2160"/>
+          </w:tcPr>
+          <w:p>
+            <w:r>
+              <w:t>206亿</w:t>
+            </w:r>
+          </w:p>
+        </w:tc>
+        <w:tc>
+          <w:tcPr>
+            <w:tcW w:type="dxa" w:w="2160"/>
+          </w:tcPr>
+          <w:p>
+            <w:r>
+              <w:t>16%</w:t>
             </w:r>
           </w:p>
         </w:tc>
@@ -2324,7 +3886,7 @@
           </w:tcPr>
           <w:p>
             <w:r>
-              <w:t>昂歌信息科技有限公司</w:t>
+              <w:t>鑫博腾飞信息有限公司</w:t>
             </w:r>
           </w:p>
         </w:tc>
@@ -2344,703 +3906,7 @@
           </w:tcPr>
           <w:p>
             <w:r>
-              <w:t>644亿</w:t>
-            </w:r>
-          </w:p>
-        </w:tc>
-        <w:tc>
-          <w:tcPr>
-            <w:tcW w:type="dxa" w:w="2160"/>
-          </w:tcPr>
-          <w:p>
-            <w:r>
-              <w:t>13%</w:t>
-            </w:r>
-          </w:p>
-        </w:tc>
-      </w:tr>
-    </w:tbl>
-    <w:p>
-      <w:pPr>
-        <w:pStyle w:val="Heading1"/>
-      </w:pPr>
-      <w:r>
-        <w:t>行业分析 4</w:t>
-      </w:r>
-    </w:p>
-    <w:p>
-      <w:r>
-        <w:br/>
-        <w:t>从产业链角度看，消费科技 行业主要由上游设备厂商、</w:t>
-        <w:br/>
-        <w:t>中游平台企业以及下游应用厂商组成。</w:t>
-        <w:br/>
-        <w:t>南康网络有限公司 主要位于产业链的 中游 环节。</w:t>
-        <w:br/>
-      </w:r>
-    </w:p>
-    <w:p>
-      <w:r>
-        <w:br/>
-        <w:t>从产业链角度看，新能源 行业主要由上游设备厂商、</w:t>
-        <w:br/>
-        <w:t>中游平台企业以及下游应用厂商组成。</w:t>
-        <w:br/>
-        <w:t>昊嘉网络有限公司 主要位于产业链的 下游 环节。</w:t>
-        <w:br/>
-      </w:r>
-    </w:p>
-    <w:p>
-      <w:r>
-        <w:br/>
-        <w:t>从产业链角度看，半导体 行业主要由上游设备厂商、</w:t>
-        <w:br/>
-        <w:t>中游平台企业以及下游应用厂商组成。</w:t>
-        <w:br/>
-        <w:t>天益科技有限公司 主要位于产业链的 上游 环节。</w:t>
-        <w:br/>
-      </w:r>
-    </w:p>
-    <w:p>
-      <w:r>
-        <w:br/>
-        <w:t>华辰资本旗下的 HC AI Innovation Fund 在最近的资产配置会议中</w:t>
-        <w:br/>
-        <w:t>讨论了 云计算 行业的投资机会，并对 天益信息有限公司</w:t>
-        <w:br/>
-        <w:t>进行了重点评估。</w:t>
-        <w:br/>
-      </w:r>
-    </w:p>
-    <w:p>
-      <w:r>
-        <w:br/>
-        <w:t>从产业链角度看，机器人 行业主要由上游设备厂商、</w:t>
-        <w:br/>
-        <w:t>中游平台企业以及下游应用厂商组成。</w:t>
-        <w:br/>
-        <w:t>东方峻景网络有限公司 主要位于产业链的 上游 环节。</w:t>
-        <w:br/>
-      </w:r>
-    </w:p>
-    <w:p>
-      <w:r>
-        <w:br/>
-        <w:t>从产业链角度看，新能源 行业主要由上游设备厂商、</w:t>
-        <w:br/>
-        <w:t>中游平台企业以及下游应用厂商组成。</w:t>
-        <w:br/>
-        <w:t>东方峻景传媒有限公司 主要位于产业链的 上游 环节。</w:t>
-        <w:br/>
-      </w:r>
-    </w:p>
-    <w:p>
-      <w:r>
-        <w:br/>
-        <w:t>从产业链角度看，人工智能 行业主要由上游设备厂商、</w:t>
-        <w:br/>
-        <w:t>中游平台企业以及下游应用厂商组成。</w:t>
-        <w:br/>
-        <w:t>信诚致远传媒有限公司 主要位于产业链的 下游 环节。</w:t>
-        <w:br/>
-      </w:r>
-    </w:p>
-    <w:p>
-      <w:r>
-        <w:br/>
-        <w:t>风险管理部认为，消费科技 行业仍然面临若干</w:t>
-        <w:br/>
-        <w:t>不确定性因素，包括技术迭代风险、政策变化、</w:t>
-        <w:br/>
-        <w:t>以及市场竞争加剧等问题。</w:t>
-        <w:br/>
-      </w:r>
-    </w:p>
-    <w:tbl>
-      <w:tblPr>
-        <w:tblW w:type="auto" w:w="0"/>
-        <w:tblLook w:firstColumn="1" w:firstRow="1" w:lastColumn="0" w:lastRow="0" w:noHBand="0" w:noVBand="1" w:val="04A0"/>
-      </w:tblPr>
-      <w:tblGrid>
-        <w:gridCol w:w="2160"/>
-        <w:gridCol w:w="2160"/>
-        <w:gridCol w:w="2160"/>
-        <w:gridCol w:w="2160"/>
-      </w:tblGrid>
-      <w:tr>
-        <w:tc>
-          <w:tcPr>
-            <w:tcW w:type="dxa" w:w="2160"/>
-          </w:tcPr>
-          <w:p>
-            <w:r>
-              <w:t>公司</w:t>
-            </w:r>
-          </w:p>
-        </w:tc>
-        <w:tc>
-          <w:tcPr>
-            <w:tcW w:type="dxa" w:w="2160"/>
-          </w:tcPr>
-          <w:p>
-            <w:r>
-              <w:t>行业</w:t>
-            </w:r>
-          </w:p>
-        </w:tc>
-        <w:tc>
-          <w:tcPr>
-            <w:tcW w:type="dxa" w:w="2160"/>
-          </w:tcPr>
-          <w:p>
-            <w:r>
-              <w:t>市值</w:t>
-            </w:r>
-          </w:p>
-        </w:tc>
-        <w:tc>
-          <w:tcPr>
-            <w:tcW w:type="dxa" w:w="2160"/>
-          </w:tcPr>
-          <w:p>
-            <w:r>
-              <w:t>增长率</w:t>
-            </w:r>
-          </w:p>
-        </w:tc>
-      </w:tr>
-      <w:tr>
-        <w:tc>
-          <w:tcPr>
-            <w:tcW w:type="dxa" w:w="2160"/>
-          </w:tcPr>
-          <w:p>
-            <w:r>
-              <w:t>飞利信科技有限公司</w:t>
-            </w:r>
-          </w:p>
-        </w:tc>
-        <w:tc>
-          <w:tcPr>
-            <w:tcW w:type="dxa" w:w="2160"/>
-          </w:tcPr>
-          <w:p>
-            <w:r>
-              <w:t>新能源</w:t>
-            </w:r>
-          </w:p>
-        </w:tc>
-        <w:tc>
-          <w:tcPr>
-            <w:tcW w:type="dxa" w:w="2160"/>
-          </w:tcPr>
-          <w:p>
-            <w:r>
-              <w:t>647亿</w:t>
-            </w:r>
-          </w:p>
-        </w:tc>
-        <w:tc>
-          <w:tcPr>
-            <w:tcW w:type="dxa" w:w="2160"/>
-          </w:tcPr>
-          <w:p>
-            <w:r>
-              <w:t>25%</w:t>
-            </w:r>
-          </w:p>
-        </w:tc>
-      </w:tr>
-      <w:tr>
-        <w:tc>
-          <w:tcPr>
-            <w:tcW w:type="dxa" w:w="2160"/>
-          </w:tcPr>
-          <w:p>
-            <w:r>
-              <w:t>浦华众城科技有限公司</w:t>
-            </w:r>
-          </w:p>
-        </w:tc>
-        <w:tc>
-          <w:tcPr>
-            <w:tcW w:type="dxa" w:w="2160"/>
-          </w:tcPr>
-          <w:p>
-            <w:r>
-              <w:t>半导体</w:t>
-            </w:r>
-          </w:p>
-        </w:tc>
-        <w:tc>
-          <w:tcPr>
-            <w:tcW w:type="dxa" w:w="2160"/>
-          </w:tcPr>
-          <w:p>
-            <w:r>
-              <w:t>368亿</w:t>
-            </w:r>
-          </w:p>
-        </w:tc>
-        <w:tc>
-          <w:tcPr>
-            <w:tcW w:type="dxa" w:w="2160"/>
-          </w:tcPr>
-          <w:p>
-            <w:r>
-              <w:t>29%</w:t>
-            </w:r>
-          </w:p>
-        </w:tc>
-      </w:tr>
-      <w:tr>
-        <w:tc>
-          <w:tcPr>
-            <w:tcW w:type="dxa" w:w="2160"/>
-          </w:tcPr>
-          <w:p>
-            <w:r>
-              <w:t>立信电子网络有限公司</w:t>
-            </w:r>
-          </w:p>
-        </w:tc>
-        <w:tc>
-          <w:tcPr>
-            <w:tcW w:type="dxa" w:w="2160"/>
-          </w:tcPr>
-          <w:p>
-            <w:r>
-              <w:t>云计算</w:t>
-            </w:r>
-          </w:p>
-        </w:tc>
-        <w:tc>
-          <w:tcPr>
-            <w:tcW w:type="dxa" w:w="2160"/>
-          </w:tcPr>
-          <w:p>
-            <w:r>
-              <w:t>737亿</w:t>
-            </w:r>
-          </w:p>
-        </w:tc>
-        <w:tc>
-          <w:tcPr>
-            <w:tcW w:type="dxa" w:w="2160"/>
-          </w:tcPr>
-          <w:p>
-            <w:r>
-              <w:t>12%</w:t>
-            </w:r>
-          </w:p>
-        </w:tc>
-      </w:tr>
-      <w:tr>
-        <w:tc>
-          <w:tcPr>
-            <w:tcW w:type="dxa" w:w="2160"/>
-          </w:tcPr>
-          <w:p>
-            <w:r>
-              <w:t>南康网络有限公司</w:t>
-            </w:r>
-          </w:p>
-        </w:tc>
-        <w:tc>
-          <w:tcPr>
-            <w:tcW w:type="dxa" w:w="2160"/>
-          </w:tcPr>
-          <w:p>
-            <w:r>
-              <w:t>消费科技</w:t>
-            </w:r>
-          </w:p>
-        </w:tc>
-        <w:tc>
-          <w:tcPr>
-            <w:tcW w:type="dxa" w:w="2160"/>
-          </w:tcPr>
-          <w:p>
-            <w:r>
-              <w:t>660亿</w:t>
-            </w:r>
-          </w:p>
-        </w:tc>
-        <w:tc>
-          <w:tcPr>
-            <w:tcW w:type="dxa" w:w="2160"/>
-          </w:tcPr>
-          <w:p>
-            <w:r>
-              <w:t>28%</w:t>
-            </w:r>
-          </w:p>
-        </w:tc>
-      </w:tr>
-      <w:tr>
-        <w:tc>
-          <w:tcPr>
-            <w:tcW w:type="dxa" w:w="2160"/>
-          </w:tcPr>
-          <w:p>
-            <w:r>
-              <w:t>创亿网络有限公司</w:t>
-            </w:r>
-          </w:p>
-        </w:tc>
-        <w:tc>
-          <w:tcPr>
-            <w:tcW w:type="dxa" w:w="2160"/>
-          </w:tcPr>
-          <w:p>
-            <w:r>
-              <w:t>云计算</w:t>
-            </w:r>
-          </w:p>
-        </w:tc>
-        <w:tc>
-          <w:tcPr>
-            <w:tcW w:type="dxa" w:w="2160"/>
-          </w:tcPr>
-          <w:p>
-            <w:r>
-              <w:t>254亿</w:t>
-            </w:r>
-          </w:p>
-        </w:tc>
-        <w:tc>
-          <w:tcPr>
-            <w:tcW w:type="dxa" w:w="2160"/>
-          </w:tcPr>
-          <w:p>
-            <w:r>
-              <w:t>25%</w:t>
-            </w:r>
-          </w:p>
-        </w:tc>
-      </w:tr>
-      <w:tr>
-        <w:tc>
-          <w:tcPr>
-            <w:tcW w:type="dxa" w:w="2160"/>
-          </w:tcPr>
-          <w:p>
-            <w:r>
-              <w:t>国讯网络有限公司</w:t>
-            </w:r>
-          </w:p>
-        </w:tc>
-        <w:tc>
-          <w:tcPr>
-            <w:tcW w:type="dxa" w:w="2160"/>
-          </w:tcPr>
-          <w:p>
-            <w:r>
-              <w:t>云计算</w:t>
-            </w:r>
-          </w:p>
-        </w:tc>
-        <w:tc>
-          <w:tcPr>
-            <w:tcW w:type="dxa" w:w="2160"/>
-          </w:tcPr>
-          <w:p>
-            <w:r>
-              <w:t>103亿</w:t>
-            </w:r>
-          </w:p>
-        </w:tc>
-        <w:tc>
-          <w:tcPr>
-            <w:tcW w:type="dxa" w:w="2160"/>
-          </w:tcPr>
-          <w:p>
-            <w:r>
-              <w:t>7%</w:t>
-            </w:r>
-          </w:p>
-        </w:tc>
-      </w:tr>
-      <w:tr>
-        <w:tc>
-          <w:tcPr>
-            <w:tcW w:type="dxa" w:w="2160"/>
-          </w:tcPr>
-          <w:p>
-            <w:r>
-              <w:t>雨林木风计算机网络有限公司</w:t>
-            </w:r>
-          </w:p>
-        </w:tc>
-        <w:tc>
-          <w:tcPr>
-            <w:tcW w:type="dxa" w:w="2160"/>
-          </w:tcPr>
-          <w:p>
-            <w:r>
-              <w:t>医疗科技</w:t>
-            </w:r>
-          </w:p>
-        </w:tc>
-        <w:tc>
-          <w:tcPr>
-            <w:tcW w:type="dxa" w:w="2160"/>
-          </w:tcPr>
-          <w:p>
-            <w:r>
-              <w:t>209亿</w:t>
-            </w:r>
-          </w:p>
-        </w:tc>
-        <w:tc>
-          <w:tcPr>
-            <w:tcW w:type="dxa" w:w="2160"/>
-          </w:tcPr>
-          <w:p>
-            <w:r>
-              <w:t>25%</w:t>
-            </w:r>
-          </w:p>
-        </w:tc>
-      </w:tr>
-      <w:tr>
-        <w:tc>
-          <w:tcPr>
-            <w:tcW w:type="dxa" w:w="2160"/>
-          </w:tcPr>
-          <w:p>
-            <w:r>
-              <w:t>万迅电脑网络有限公司</w:t>
-            </w:r>
-          </w:p>
-        </w:tc>
-        <w:tc>
-          <w:tcPr>
-            <w:tcW w:type="dxa" w:w="2160"/>
-          </w:tcPr>
-          <w:p>
-            <w:r>
-              <w:t>半导体</w:t>
-            </w:r>
-          </w:p>
-        </w:tc>
-        <w:tc>
-          <w:tcPr>
-            <w:tcW w:type="dxa" w:w="2160"/>
-          </w:tcPr>
-          <w:p>
-            <w:r>
-              <w:t>358亿</w:t>
-            </w:r>
-          </w:p>
-        </w:tc>
-        <w:tc>
-          <w:tcPr>
-            <w:tcW w:type="dxa" w:w="2160"/>
-          </w:tcPr>
-          <w:p>
-            <w:r>
-              <w:t>25%</w:t>
-            </w:r>
-          </w:p>
-        </w:tc>
-      </w:tr>
-      <w:tr>
-        <w:tc>
-          <w:tcPr>
-            <w:tcW w:type="dxa" w:w="2160"/>
-          </w:tcPr>
-          <w:p>
-            <w:r>
-              <w:t>银嘉信息有限公司</w:t>
-            </w:r>
-          </w:p>
-        </w:tc>
-        <w:tc>
-          <w:tcPr>
-            <w:tcW w:type="dxa" w:w="2160"/>
-          </w:tcPr>
-          <w:p>
-            <w:r>
-              <w:t>消费科技</w:t>
-            </w:r>
-          </w:p>
-        </w:tc>
-        <w:tc>
-          <w:tcPr>
-            <w:tcW w:type="dxa" w:w="2160"/>
-          </w:tcPr>
-          <w:p>
-            <w:r>
-              <w:t>497亿</w:t>
-            </w:r>
-          </w:p>
-        </w:tc>
-        <w:tc>
-          <w:tcPr>
-            <w:tcW w:type="dxa" w:w="2160"/>
-          </w:tcPr>
-          <w:p>
-            <w:r>
-              <w:t>8%</w:t>
-            </w:r>
-          </w:p>
-        </w:tc>
-      </w:tr>
-      <w:tr>
-        <w:tc>
-          <w:tcPr>
-            <w:tcW w:type="dxa" w:w="2160"/>
-          </w:tcPr>
-          <w:p>
-            <w:r>
-              <w:t>南康网络有限公司</w:t>
-            </w:r>
-          </w:p>
-        </w:tc>
-        <w:tc>
-          <w:tcPr>
-            <w:tcW w:type="dxa" w:w="2160"/>
-          </w:tcPr>
-          <w:p>
-            <w:r>
-              <w:t>消费科技</w:t>
-            </w:r>
-          </w:p>
-        </w:tc>
-        <w:tc>
-          <w:tcPr>
-            <w:tcW w:type="dxa" w:w="2160"/>
-          </w:tcPr>
-          <w:p>
-            <w:r>
-              <w:t>731亿</w:t>
-            </w:r>
-          </w:p>
-        </w:tc>
-        <w:tc>
-          <w:tcPr>
-            <w:tcW w:type="dxa" w:w="2160"/>
-          </w:tcPr>
-          <w:p>
-            <w:r>
-              <w:t>5%</w:t>
-            </w:r>
-          </w:p>
-        </w:tc>
-      </w:tr>
-      <w:tr>
-        <w:tc>
-          <w:tcPr>
-            <w:tcW w:type="dxa" w:w="2160"/>
-          </w:tcPr>
-          <w:p>
-            <w:r>
-              <w:t>创亿信息有限公司</w:t>
-            </w:r>
-          </w:p>
-        </w:tc>
-        <w:tc>
-          <w:tcPr>
-            <w:tcW w:type="dxa" w:w="2160"/>
-          </w:tcPr>
-          <w:p>
-            <w:r>
-              <w:t>医疗科技</w:t>
-            </w:r>
-          </w:p>
-        </w:tc>
-        <w:tc>
-          <w:tcPr>
-            <w:tcW w:type="dxa" w:w="2160"/>
-          </w:tcPr>
-          <w:p>
-            <w:r>
-              <w:t>187亿</w:t>
-            </w:r>
-          </w:p>
-        </w:tc>
-        <w:tc>
-          <w:tcPr>
-            <w:tcW w:type="dxa" w:w="2160"/>
-          </w:tcPr>
-          <w:p>
-            <w:r>
-              <w:t>6%</w:t>
-            </w:r>
-          </w:p>
-        </w:tc>
-      </w:tr>
-      <w:tr>
-        <w:tc>
-          <w:tcPr>
-            <w:tcW w:type="dxa" w:w="2160"/>
-          </w:tcPr>
-          <w:p>
-            <w:r>
-              <w:t>佳禾科技有限公司</w:t>
-            </w:r>
-          </w:p>
-        </w:tc>
-        <w:tc>
-          <w:tcPr>
-            <w:tcW w:type="dxa" w:w="2160"/>
-          </w:tcPr>
-          <w:p>
-            <w:r>
-              <w:t>半导体</w:t>
-            </w:r>
-          </w:p>
-        </w:tc>
-        <w:tc>
-          <w:tcPr>
-            <w:tcW w:type="dxa" w:w="2160"/>
-          </w:tcPr>
-          <w:p>
-            <w:r>
-              <w:t>795亿</w:t>
-            </w:r>
-          </w:p>
-        </w:tc>
-        <w:tc>
-          <w:tcPr>
-            <w:tcW w:type="dxa" w:w="2160"/>
-          </w:tcPr>
-          <w:p>
-            <w:r>
-              <w:t>16%</w:t>
-            </w:r>
-          </w:p>
-        </w:tc>
-      </w:tr>
-      <w:tr>
-        <w:tc>
-          <w:tcPr>
-            <w:tcW w:type="dxa" w:w="2160"/>
-          </w:tcPr>
-          <w:p>
-            <w:r>
-              <w:t>快讯网络有限公司</w:t>
-            </w:r>
-          </w:p>
-        </w:tc>
-        <w:tc>
-          <w:tcPr>
-            <w:tcW w:type="dxa" w:w="2160"/>
-          </w:tcPr>
-          <w:p>
-            <w:r>
-              <w:t>新能源</w:t>
-            </w:r>
-          </w:p>
-        </w:tc>
-        <w:tc>
-          <w:tcPr>
-            <w:tcW w:type="dxa" w:w="2160"/>
-          </w:tcPr>
-          <w:p>
-            <w:r>
-              <w:t>537亿</w:t>
+              <w:t>340亿</w:t>
             </w:r>
           </w:p>
         </w:tc>
@@ -3051,872 +3917,6 @@
           <w:p>
             <w:r>
               <w:t>22%</w:t>
-            </w:r>
-          </w:p>
-        </w:tc>
-      </w:tr>
-      <w:tr>
-        <w:tc>
-          <w:tcPr>
-            <w:tcW w:type="dxa" w:w="2160"/>
-          </w:tcPr>
-          <w:p>
-            <w:r>
-              <w:t>东方峻景网络有限公司</w:t>
-            </w:r>
-          </w:p>
-        </w:tc>
-        <w:tc>
-          <w:tcPr>
-            <w:tcW w:type="dxa" w:w="2160"/>
-          </w:tcPr>
-          <w:p>
-            <w:r>
-              <w:t>机器人</w:t>
-            </w:r>
-          </w:p>
-        </w:tc>
-        <w:tc>
-          <w:tcPr>
-            <w:tcW w:type="dxa" w:w="2160"/>
-          </w:tcPr>
-          <w:p>
-            <w:r>
-              <w:t>186亿</w:t>
-            </w:r>
-          </w:p>
-        </w:tc>
-        <w:tc>
-          <w:tcPr>
-            <w:tcW w:type="dxa" w:w="2160"/>
-          </w:tcPr>
-          <w:p>
-            <w:r>
-              <w:t>7%</w:t>
-            </w:r>
-          </w:p>
-        </w:tc>
-      </w:tr>
-      <w:tr>
-        <w:tc>
-          <w:tcPr>
-            <w:tcW w:type="dxa" w:w="2160"/>
-          </w:tcPr>
-          <w:p>
-            <w:r>
-              <w:t>佳禾科技有限公司</w:t>
-            </w:r>
-          </w:p>
-        </w:tc>
-        <w:tc>
-          <w:tcPr>
-            <w:tcW w:type="dxa" w:w="2160"/>
-          </w:tcPr>
-          <w:p>
-            <w:r>
-              <w:t>半导体</w:t>
-            </w:r>
-          </w:p>
-        </w:tc>
-        <w:tc>
-          <w:tcPr>
-            <w:tcW w:type="dxa" w:w="2160"/>
-          </w:tcPr>
-          <w:p>
-            <w:r>
-              <w:t>116亿</w:t>
-            </w:r>
-          </w:p>
-        </w:tc>
-        <w:tc>
-          <w:tcPr>
-            <w:tcW w:type="dxa" w:w="2160"/>
-          </w:tcPr>
-          <w:p>
-            <w:r>
-              <w:t>23%</w:t>
-            </w:r>
-          </w:p>
-        </w:tc>
-      </w:tr>
-    </w:tbl>
-    <w:p>
-      <w:pPr>
-        <w:pStyle w:val="Heading1"/>
-      </w:pPr>
-      <w:r>
-        <w:t>行业分析 5</w:t>
-      </w:r>
-    </w:p>
-    <w:p>
-      <w:r>
-        <w:br/>
-        <w:t>根据内部财务模型测算，迪摩科技有限公司 在未来三年</w:t>
-        <w:br/>
-        <w:t>收入复合增长率预计可达到 13% 左右。</w:t>
-        <w:br/>
-        <w:t>该预测基于行业需求增长以及公司产能扩张计划。</w:t>
-        <w:br/>
-      </w:r>
-    </w:p>
-    <w:p>
-      <w:r>
-        <w:br/>
-        <w:t>根据内部财务模型测算，精芯信息有限公司 在未来三年</w:t>
-        <w:br/>
-        <w:t>收入复合增长率预计可达到 34% 左右。</w:t>
-        <w:br/>
-        <w:t>该预测基于行业需求增长以及公司产能扩张计划。</w:t>
-        <w:br/>
-      </w:r>
-    </w:p>
-    <w:p>
-      <w:r>
-        <w:br/>
-        <w:t>风险管理部认为，医疗科技 行业仍然面临若干</w:t>
-        <w:br/>
-        <w:t>不确定性因素，包括技术迭代风险、政策变化、</w:t>
-        <w:br/>
-        <w:t>以及市场竞争加剧等问题。</w:t>
-        <w:br/>
-      </w:r>
-    </w:p>
-    <w:p>
-      <w:r>
-        <w:br/>
-        <w:t>华辰资本旗下的 HC Global Macro Fund 在最近的资产配置会议中</w:t>
-        <w:br/>
-        <w:t>讨论了 新能源 行业的投资机会，并对 九方信息有限公司</w:t>
-        <w:br/>
-        <w:t>进行了重点评估。</w:t>
-        <w:br/>
-      </w:r>
-    </w:p>
-    <w:p>
-      <w:r>
-        <w:br/>
-        <w:t>易动力科技有限公司 是中国 云计算 行业的重要企业之一。</w:t>
-        <w:br/>
-        <w:t>根据华辰资本 投资策略部 的研究，该公司成立于 2014 年，</w:t>
-        <w:br/>
-        <w:t>目前员工规模约 1450 人。公司近年来持续加大研发投入，</w:t>
-        <w:br/>
-        <w:t>在核心技术方面形成了较强的竞争壁垒。</w:t>
-        <w:br/>
-      </w:r>
-    </w:p>
-    <w:p>
-      <w:r>
-        <w:br/>
-        <w:t>华辰资本旗下的 HC Global Macro Fund 在最近的资产配置会议中</w:t>
-        <w:br/>
-        <w:t>讨论了 半导体 行业的投资机会，并对 鸿睿思博信息有限公司</w:t>
-        <w:br/>
-        <w:t>进行了重点评估。</w:t>
-        <w:br/>
-      </w:r>
-    </w:p>
-    <w:p>
-      <w:r>
-        <w:br/>
-        <w:t>根据内部财务模型测算，浦华众城信息有限公司 在未来三年</w:t>
-        <w:br/>
-        <w:t>收入复合增长率预计可达到 30% 左右。</w:t>
-        <w:br/>
-        <w:t>该预测基于行业需求增长以及公司产能扩张计划。</w:t>
-        <w:br/>
-      </w:r>
-    </w:p>
-    <w:p>
-      <w:r>
-        <w:br/>
-        <w:t>华辰资本旗下的 HC Quant Arbitrage Fund 在最近的资产配置会议中</w:t>
-        <w:br/>
-        <w:t>讨论了 新能源 行业的投资机会，并对 九方网络有限公司</w:t>
-        <w:br/>
-        <w:t>进行了重点评估。</w:t>
-        <w:br/>
-      </w:r>
-    </w:p>
-    <w:tbl>
-      <w:tblPr>
-        <w:tblW w:type="auto" w:w="0"/>
-        <w:tblLook w:firstColumn="1" w:firstRow="1" w:lastColumn="0" w:lastRow="0" w:noHBand="0" w:noVBand="1" w:val="04A0"/>
-      </w:tblPr>
-      <w:tblGrid>
-        <w:gridCol w:w="2160"/>
-        <w:gridCol w:w="2160"/>
-        <w:gridCol w:w="2160"/>
-        <w:gridCol w:w="2160"/>
-      </w:tblGrid>
-      <w:tr>
-        <w:tc>
-          <w:tcPr>
-            <w:tcW w:type="dxa" w:w="2160"/>
-          </w:tcPr>
-          <w:p>
-            <w:r>
-              <w:t>公司</w:t>
-            </w:r>
-          </w:p>
-        </w:tc>
-        <w:tc>
-          <w:tcPr>
-            <w:tcW w:type="dxa" w:w="2160"/>
-          </w:tcPr>
-          <w:p>
-            <w:r>
-              <w:t>行业</w:t>
-            </w:r>
-          </w:p>
-        </w:tc>
-        <w:tc>
-          <w:tcPr>
-            <w:tcW w:type="dxa" w:w="2160"/>
-          </w:tcPr>
-          <w:p>
-            <w:r>
-              <w:t>市值</w:t>
-            </w:r>
-          </w:p>
-        </w:tc>
-        <w:tc>
-          <w:tcPr>
-            <w:tcW w:type="dxa" w:w="2160"/>
-          </w:tcPr>
-          <w:p>
-            <w:r>
-              <w:t>增长率</w:t>
-            </w:r>
-          </w:p>
-        </w:tc>
-      </w:tr>
-      <w:tr>
-        <w:tc>
-          <w:tcPr>
-            <w:tcW w:type="dxa" w:w="2160"/>
-          </w:tcPr>
-          <w:p>
-            <w:r>
-              <w:t>浦华众城科技有限公司</w:t>
-            </w:r>
-          </w:p>
-        </w:tc>
-        <w:tc>
-          <w:tcPr>
-            <w:tcW w:type="dxa" w:w="2160"/>
-          </w:tcPr>
-          <w:p>
-            <w:r>
-              <w:t>半导体</w:t>
-            </w:r>
-          </w:p>
-        </w:tc>
-        <w:tc>
-          <w:tcPr>
-            <w:tcW w:type="dxa" w:w="2160"/>
-          </w:tcPr>
-          <w:p>
-            <w:r>
-              <w:t>639亿</w:t>
-            </w:r>
-          </w:p>
-        </w:tc>
-        <w:tc>
-          <w:tcPr>
-            <w:tcW w:type="dxa" w:w="2160"/>
-          </w:tcPr>
-          <w:p>
-            <w:r>
-              <w:t>8%</w:t>
-            </w:r>
-          </w:p>
-        </w:tc>
-      </w:tr>
-      <w:tr>
-        <w:tc>
-          <w:tcPr>
-            <w:tcW w:type="dxa" w:w="2160"/>
-          </w:tcPr>
-          <w:p>
-            <w:r>
-              <w:t>东方峻景传媒有限公司</w:t>
-            </w:r>
-          </w:p>
-        </w:tc>
-        <w:tc>
-          <w:tcPr>
-            <w:tcW w:type="dxa" w:w="2160"/>
-          </w:tcPr>
-          <w:p>
-            <w:r>
-              <w:t>新能源</w:t>
-            </w:r>
-          </w:p>
-        </w:tc>
-        <w:tc>
-          <w:tcPr>
-            <w:tcW w:type="dxa" w:w="2160"/>
-          </w:tcPr>
-          <w:p>
-            <w:r>
-              <w:t>138亿</w:t>
-            </w:r>
-          </w:p>
-        </w:tc>
-        <w:tc>
-          <w:tcPr>
-            <w:tcW w:type="dxa" w:w="2160"/>
-          </w:tcPr>
-          <w:p>
-            <w:r>
-              <w:t>28%</w:t>
-            </w:r>
-          </w:p>
-        </w:tc>
-      </w:tr>
-      <w:tr>
-        <w:tc>
-          <w:tcPr>
-            <w:tcW w:type="dxa" w:w="2160"/>
-          </w:tcPr>
-          <w:p>
-            <w:r>
-              <w:t>国讯网络有限公司</w:t>
-            </w:r>
-          </w:p>
-        </w:tc>
-        <w:tc>
-          <w:tcPr>
-            <w:tcW w:type="dxa" w:w="2160"/>
-          </w:tcPr>
-          <w:p>
-            <w:r>
-              <w:t>云计算</w:t>
-            </w:r>
-          </w:p>
-        </w:tc>
-        <w:tc>
-          <w:tcPr>
-            <w:tcW w:type="dxa" w:w="2160"/>
-          </w:tcPr>
-          <w:p>
-            <w:r>
-              <w:t>797亿</w:t>
-            </w:r>
-          </w:p>
-        </w:tc>
-        <w:tc>
-          <w:tcPr>
-            <w:tcW w:type="dxa" w:w="2160"/>
-          </w:tcPr>
-          <w:p>
-            <w:r>
-              <w:t>22%</w:t>
-            </w:r>
-          </w:p>
-        </w:tc>
-      </w:tr>
-      <w:tr>
-        <w:tc>
-          <w:tcPr>
-            <w:tcW w:type="dxa" w:w="2160"/>
-          </w:tcPr>
-          <w:p>
-            <w:r>
-              <w:t>济南亿次元网络有限公司</w:t>
-            </w:r>
-          </w:p>
-        </w:tc>
-        <w:tc>
-          <w:tcPr>
-            <w:tcW w:type="dxa" w:w="2160"/>
-          </w:tcPr>
-          <w:p>
-            <w:r>
-              <w:t>机器人</w:t>
-            </w:r>
-          </w:p>
-        </w:tc>
-        <w:tc>
-          <w:tcPr>
-            <w:tcW w:type="dxa" w:w="2160"/>
-          </w:tcPr>
-          <w:p>
-            <w:r>
-              <w:t>435亿</w:t>
-            </w:r>
-          </w:p>
-        </w:tc>
-        <w:tc>
-          <w:tcPr>
-            <w:tcW w:type="dxa" w:w="2160"/>
-          </w:tcPr>
-          <w:p>
-            <w:r>
-              <w:t>11%</w:t>
-            </w:r>
-          </w:p>
-        </w:tc>
-      </w:tr>
-      <w:tr>
-        <w:tc>
-          <w:tcPr>
-            <w:tcW w:type="dxa" w:w="2160"/>
-          </w:tcPr>
-          <w:p>
-            <w:r>
-              <w:t>九方信息有限公司</w:t>
-            </w:r>
-          </w:p>
-        </w:tc>
-        <w:tc>
-          <w:tcPr>
-            <w:tcW w:type="dxa" w:w="2160"/>
-          </w:tcPr>
-          <w:p>
-            <w:r>
-              <w:t>新能源</w:t>
-            </w:r>
-          </w:p>
-        </w:tc>
-        <w:tc>
-          <w:tcPr>
-            <w:tcW w:type="dxa" w:w="2160"/>
-          </w:tcPr>
-          <w:p>
-            <w:r>
-              <w:t>278亿</w:t>
-            </w:r>
-          </w:p>
-        </w:tc>
-        <w:tc>
-          <w:tcPr>
-            <w:tcW w:type="dxa" w:w="2160"/>
-          </w:tcPr>
-          <w:p>
-            <w:r>
-              <w:t>21%</w:t>
-            </w:r>
-          </w:p>
-        </w:tc>
-      </w:tr>
-      <w:tr>
-        <w:tc>
-          <w:tcPr>
-            <w:tcW w:type="dxa" w:w="2160"/>
-          </w:tcPr>
-          <w:p>
-            <w:r>
-              <w:t>鸿睿思博信息有限公司</w:t>
-            </w:r>
-          </w:p>
-        </w:tc>
-        <w:tc>
-          <w:tcPr>
-            <w:tcW w:type="dxa" w:w="2160"/>
-          </w:tcPr>
-          <w:p>
-            <w:r>
-              <w:t>半导体</w:t>
-            </w:r>
-          </w:p>
-        </w:tc>
-        <w:tc>
-          <w:tcPr>
-            <w:tcW w:type="dxa" w:w="2160"/>
-          </w:tcPr>
-          <w:p>
-            <w:r>
-              <w:t>462亿</w:t>
-            </w:r>
-          </w:p>
-        </w:tc>
-        <w:tc>
-          <w:tcPr>
-            <w:tcW w:type="dxa" w:w="2160"/>
-          </w:tcPr>
-          <w:p>
-            <w:r>
-              <w:t>21%</w:t>
-            </w:r>
-          </w:p>
-        </w:tc>
-      </w:tr>
-      <w:tr>
-        <w:tc>
-          <w:tcPr>
-            <w:tcW w:type="dxa" w:w="2160"/>
-          </w:tcPr>
-          <w:p>
-            <w:r>
-              <w:t>东方峻景网络有限公司</w:t>
-            </w:r>
-          </w:p>
-        </w:tc>
-        <w:tc>
-          <w:tcPr>
-            <w:tcW w:type="dxa" w:w="2160"/>
-          </w:tcPr>
-          <w:p>
-            <w:r>
-              <w:t>机器人</w:t>
-            </w:r>
-          </w:p>
-        </w:tc>
-        <w:tc>
-          <w:tcPr>
-            <w:tcW w:type="dxa" w:w="2160"/>
-          </w:tcPr>
-          <w:p>
-            <w:r>
-              <w:t>743亿</w:t>
-            </w:r>
-          </w:p>
-        </w:tc>
-        <w:tc>
-          <w:tcPr>
-            <w:tcW w:type="dxa" w:w="2160"/>
-          </w:tcPr>
-          <w:p>
-            <w:r>
-              <w:t>16%</w:t>
-            </w:r>
-          </w:p>
-        </w:tc>
-      </w:tr>
-      <w:tr>
-        <w:tc>
-          <w:tcPr>
-            <w:tcW w:type="dxa" w:w="2160"/>
-          </w:tcPr>
-          <w:p>
-            <w:r>
-              <w:t>凌云网络有限公司</w:t>
-            </w:r>
-          </w:p>
-        </w:tc>
-        <w:tc>
-          <w:tcPr>
-            <w:tcW w:type="dxa" w:w="2160"/>
-          </w:tcPr>
-          <w:p>
-            <w:r>
-              <w:t>医疗科技</w:t>
-            </w:r>
-          </w:p>
-        </w:tc>
-        <w:tc>
-          <w:tcPr>
-            <w:tcW w:type="dxa" w:w="2160"/>
-          </w:tcPr>
-          <w:p>
-            <w:r>
-              <w:t>372亿</w:t>
-            </w:r>
-          </w:p>
-        </w:tc>
-        <w:tc>
-          <w:tcPr>
-            <w:tcW w:type="dxa" w:w="2160"/>
-          </w:tcPr>
-          <w:p>
-            <w:r>
-              <w:t>24%</w:t>
-            </w:r>
-          </w:p>
-        </w:tc>
-      </w:tr>
-      <w:tr>
-        <w:tc>
-          <w:tcPr>
-            <w:tcW w:type="dxa" w:w="2160"/>
-          </w:tcPr>
-          <w:p>
-            <w:r>
-              <w:t>精芯科技有限公司</w:t>
-            </w:r>
-          </w:p>
-        </w:tc>
-        <w:tc>
-          <w:tcPr>
-            <w:tcW w:type="dxa" w:w="2160"/>
-          </w:tcPr>
-          <w:p>
-            <w:r>
-              <w:t>云计算</w:t>
-            </w:r>
-          </w:p>
-        </w:tc>
-        <w:tc>
-          <w:tcPr>
-            <w:tcW w:type="dxa" w:w="2160"/>
-          </w:tcPr>
-          <w:p>
-            <w:r>
-              <w:t>634亿</w:t>
-            </w:r>
-          </w:p>
-        </w:tc>
-        <w:tc>
-          <w:tcPr>
-            <w:tcW w:type="dxa" w:w="2160"/>
-          </w:tcPr>
-          <w:p>
-            <w:r>
-              <w:t>9%</w:t>
-            </w:r>
-          </w:p>
-        </w:tc>
-      </w:tr>
-      <w:tr>
-        <w:tc>
-          <w:tcPr>
-            <w:tcW w:type="dxa" w:w="2160"/>
-          </w:tcPr>
-          <w:p>
-            <w:r>
-              <w:t>国讯网络有限公司</w:t>
-            </w:r>
-          </w:p>
-        </w:tc>
-        <w:tc>
-          <w:tcPr>
-            <w:tcW w:type="dxa" w:w="2160"/>
-          </w:tcPr>
-          <w:p>
-            <w:r>
-              <w:t>云计算</w:t>
-            </w:r>
-          </w:p>
-        </w:tc>
-        <w:tc>
-          <w:tcPr>
-            <w:tcW w:type="dxa" w:w="2160"/>
-          </w:tcPr>
-          <w:p>
-            <w:r>
-              <w:t>443亿</w:t>
-            </w:r>
-          </w:p>
-        </w:tc>
-        <w:tc>
-          <w:tcPr>
-            <w:tcW w:type="dxa" w:w="2160"/>
-          </w:tcPr>
-          <w:p>
-            <w:r>
-              <w:t>11%</w:t>
-            </w:r>
-          </w:p>
-        </w:tc>
-      </w:tr>
-      <w:tr>
-        <w:tc>
-          <w:tcPr>
-            <w:tcW w:type="dxa" w:w="2160"/>
-          </w:tcPr>
-          <w:p>
-            <w:r>
-              <w:t>东方峻景网络有限公司</w:t>
-            </w:r>
-          </w:p>
-        </w:tc>
-        <w:tc>
-          <w:tcPr>
-            <w:tcW w:type="dxa" w:w="2160"/>
-          </w:tcPr>
-          <w:p>
-            <w:r>
-              <w:t>机器人</w:t>
-            </w:r>
-          </w:p>
-        </w:tc>
-        <w:tc>
-          <w:tcPr>
-            <w:tcW w:type="dxa" w:w="2160"/>
-          </w:tcPr>
-          <w:p>
-            <w:r>
-              <w:t>272亿</w:t>
-            </w:r>
-          </w:p>
-        </w:tc>
-        <w:tc>
-          <w:tcPr>
-            <w:tcW w:type="dxa" w:w="2160"/>
-          </w:tcPr>
-          <w:p>
-            <w:r>
-              <w:t>13%</w:t>
-            </w:r>
-          </w:p>
-        </w:tc>
-      </w:tr>
-      <w:tr>
-        <w:tc>
-          <w:tcPr>
-            <w:tcW w:type="dxa" w:w="2160"/>
-          </w:tcPr>
-          <w:p>
-            <w:r>
-              <w:t>创亿信息有限公司</w:t>
-            </w:r>
-          </w:p>
-        </w:tc>
-        <w:tc>
-          <w:tcPr>
-            <w:tcW w:type="dxa" w:w="2160"/>
-          </w:tcPr>
-          <w:p>
-            <w:r>
-              <w:t>医疗科技</w:t>
-            </w:r>
-          </w:p>
-        </w:tc>
-        <w:tc>
-          <w:tcPr>
-            <w:tcW w:type="dxa" w:w="2160"/>
-          </w:tcPr>
-          <w:p>
-            <w:r>
-              <w:t>120亿</w:t>
-            </w:r>
-          </w:p>
-        </w:tc>
-        <w:tc>
-          <w:tcPr>
-            <w:tcW w:type="dxa" w:w="2160"/>
-          </w:tcPr>
-          <w:p>
-            <w:r>
-              <w:t>11%</w:t>
-            </w:r>
-          </w:p>
-        </w:tc>
-      </w:tr>
-      <w:tr>
-        <w:tc>
-          <w:tcPr>
-            <w:tcW w:type="dxa" w:w="2160"/>
-          </w:tcPr>
-          <w:p>
-            <w:r>
-              <w:t>九方信息有限公司</w:t>
-            </w:r>
-          </w:p>
-        </w:tc>
-        <w:tc>
-          <w:tcPr>
-            <w:tcW w:type="dxa" w:w="2160"/>
-          </w:tcPr>
-          <w:p>
-            <w:r>
-              <w:t>新能源</w:t>
-            </w:r>
-          </w:p>
-        </w:tc>
-        <w:tc>
-          <w:tcPr>
-            <w:tcW w:type="dxa" w:w="2160"/>
-          </w:tcPr>
-          <w:p>
-            <w:r>
-              <w:t>343亿</w:t>
-            </w:r>
-          </w:p>
-        </w:tc>
-        <w:tc>
-          <w:tcPr>
-            <w:tcW w:type="dxa" w:w="2160"/>
-          </w:tcPr>
-          <w:p>
-            <w:r>
-              <w:t>23%</w:t>
-            </w:r>
-          </w:p>
-        </w:tc>
-      </w:tr>
-      <w:tr>
-        <w:tc>
-          <w:tcPr>
-            <w:tcW w:type="dxa" w:w="2160"/>
-          </w:tcPr>
-          <w:p>
-            <w:r>
-              <w:t>银嘉信息有限公司</w:t>
-            </w:r>
-          </w:p>
-        </w:tc>
-        <w:tc>
-          <w:tcPr>
-            <w:tcW w:type="dxa" w:w="2160"/>
-          </w:tcPr>
-          <w:p>
-            <w:r>
-              <w:t>消费科技</w:t>
-            </w:r>
-          </w:p>
-        </w:tc>
-        <w:tc>
-          <w:tcPr>
-            <w:tcW w:type="dxa" w:w="2160"/>
-          </w:tcPr>
-          <w:p>
-            <w:r>
-              <w:t>209亿</w:t>
-            </w:r>
-          </w:p>
-        </w:tc>
-        <w:tc>
-          <w:tcPr>
-            <w:tcW w:type="dxa" w:w="2160"/>
-          </w:tcPr>
-          <w:p>
-            <w:r>
-              <w:t>11%</w:t>
-            </w:r>
-          </w:p>
-        </w:tc>
-      </w:tr>
-      <w:tr>
-        <w:tc>
-          <w:tcPr>
-            <w:tcW w:type="dxa" w:w="2160"/>
-          </w:tcPr>
-          <w:p>
-            <w:r>
-              <w:t>九方信息有限公司</w:t>
-            </w:r>
-          </w:p>
-        </w:tc>
-        <w:tc>
-          <w:tcPr>
-            <w:tcW w:type="dxa" w:w="2160"/>
-          </w:tcPr>
-          <w:p>
-            <w:r>
-              <w:t>新能源</w:t>
-            </w:r>
-          </w:p>
-        </w:tc>
-        <w:tc>
-          <w:tcPr>
-            <w:tcW w:type="dxa" w:w="2160"/>
-          </w:tcPr>
-          <w:p>
-            <w:r>
-              <w:t>691亿</w:t>
-            </w:r>
-          </w:p>
-        </w:tc>
-        <w:tc>
-          <w:tcPr>
-            <w:tcW w:type="dxa" w:w="2160"/>
-          </w:tcPr>
-          <w:p>
-            <w:r>
-              <w:t>16%</w:t>
             </w:r>
           </w:p>
         </w:tc>
